--- a/docs/lerngelegenheiten/LG_esw-beurteilung/LM_03.docx
+++ b/docs/lerngelegenheiten/LG_esw-beurteilung/LM_03.docx
@@ -34,20 +34,6 @@
       </w:r>
       <w:r>
         <w:t xml:space="preserve">Beurteilung</w:t>
-      </w:r>
-    </w:p>
-    <w:p>
-      <w:pPr>
-        <w:pStyle w:val="Author"/>
-      </w:pPr>
-      <w:r>
-        <w:t xml:space="preserve">Richard</w:t>
-      </w:r>
-      <w:r>
-        <w:t xml:space="preserve"> </w:t>
-      </w:r>
-      <w:r>
-        <w:t xml:space="preserve">Conrardy</w:t>
       </w:r>
     </w:p>
     <w:p>
@@ -662,7 +648,7 @@
         </w:tc>
       </w:tr>
     </w:tbl>
-    <w:bookmarkStart w:id="24" w:name="input-als-screencast"/>
+    <w:bookmarkStart w:id="25" w:name="input-als-screencast"/>
     <w:p>
       <w:pPr>
         <w:pStyle w:val="Heading1"/>
@@ -693,11 +679,22 @@
         <w:t xml:space="preserve"> </w:t>
       </w:r>
       <w:r>
-        <w:t xml:space="preserve">stellen wir Ihnen die Grundlagendokumente zu den rechtlichen Grundlagen vor und weisen explizit auf einige bernische Regelungen und Vorgaben in Bezug auf Beurteilung &amp; Förderung hin.</w:t>
-      </w:r>
-    </w:p>
-    <w:bookmarkEnd w:id="24"/>
-    <w:bookmarkStart w:id="41" w:name="verarbeitungsauftrag"/>
+        <w:t xml:space="preserve">(</w:t>
+      </w:r>
+      <w:hyperlink r:id="rId24">
+        <w:r>
+          <w:rPr>
+            <w:rStyle w:val="Hyperlink"/>
+          </w:rPr>
+          <w:t xml:space="preserve">Slides</w:t>
+        </w:r>
+      </w:hyperlink>
+      <w:r>
+        <w:t xml:space="preserve">) stellen wir Ihnen die Grundlagendokumente zu den rechtlichen Grundlagen vor und weisen explizit auf einige bernische Regelungen und Vorgaben in Bezug auf Beurteilung &amp; Förderung hin.</w:t>
+      </w:r>
+    </w:p>
+    <w:bookmarkEnd w:id="25"/>
+    <w:bookmarkStart w:id="42" w:name="verarbeitungsauftrag"/>
     <w:p>
       <w:pPr>
         <w:pStyle w:val="Heading1"/>
@@ -724,7 +721,7 @@
       <w:r>
         <w:t xml:space="preserve"> </w:t>
       </w:r>
-      <w:hyperlink r:id="rId25">
+      <w:hyperlink r:id="rId26">
         <w:r>
           <w:rPr>
             <w:rStyle w:val="Hyperlink"/>
@@ -821,7 +818,7 @@
         <w:t xml:space="preserve">Halten Sie die wichtigsten Erkenntnisse und Überlegungen in Ihrem Beurteilungskonzept fest. Überlegen Sie sich z.B. auch, welche Artikel für Sie von zentraler Bedeutung sind und begründen Sie weshalb das so ist. Notieren Sie sich auch Ihre persönliche Position zu jenen Artikeln, die Sie als problematisch, nicht umsetzbar oder unrealistisch erachten. Begründen Sie auch hier, weshalb Sie das so einschätzen.</w:t>
       </w:r>
     </w:p>
-    <w:bookmarkStart w:id="30" w:name="fallbeispiele-zum-dvbs-benotung"/>
+    <w:bookmarkStart w:id="31" w:name="fallbeispiele-zum-dvbs-benotung"/>
     <w:p>
       <w:pPr>
         <w:pStyle w:val="Heading2"/>
@@ -830,7 +827,7 @@
         <w:t xml:space="preserve">Fallbeispiele zum DVBS (Benotung)</w:t>
       </w:r>
     </w:p>
-    <w:bookmarkStart w:id="26" w:name="verunsicherte-eltern"/>
+    <w:bookmarkStart w:id="27" w:name="verunsicherte-eltern"/>
     <w:p>
       <w:pPr>
         <w:pStyle w:val="Heading3"/>
@@ -883,7 +880,7 @@
       <w:pPr>
         <w:pStyle w:val="BodyText"/>
       </w:pPr>
-      <w:hyperlink r:id="rId25">
+      <w:hyperlink r:id="rId26">
         <w:r>
           <w:rPr>
             <w:rStyle w:val="Hyperlink"/>
@@ -1011,8 +1008,8 @@
         <w:t xml:space="preserve">5 Die Durchführung des Standortgesprächs und allfällige Absprachen werden schriftlich festgehalten.)</w:t>
       </w:r>
     </w:p>
-    <w:bookmarkEnd w:id="26"/>
-    <w:bookmarkStart w:id="27" w:name="schullaufbahnentscheide"/>
+    <w:bookmarkEnd w:id="27"/>
+    <w:bookmarkStart w:id="28" w:name="schullaufbahnentscheide"/>
     <w:p>
       <w:pPr>
         <w:pStyle w:val="Heading3"/>
@@ -1053,7 +1050,7 @@
       <w:pPr>
         <w:pStyle w:val="BodyText"/>
       </w:pPr>
-      <w:hyperlink r:id="rId25">
+      <w:hyperlink r:id="rId26">
         <w:r>
           <w:rPr>
             <w:rStyle w:val="Hyperlink"/>
@@ -1092,7 +1089,7 @@
       <w:pPr>
         <w:pStyle w:val="BodyText"/>
       </w:pPr>
-      <w:hyperlink r:id="rId25">
+      <w:hyperlink r:id="rId26">
         <w:r>
           <w:rPr>
             <w:rStyle w:val="Hyperlink"/>
@@ -1109,7 +1106,7 @@
       <w:r>
         <w:t xml:space="preserve"> </w:t>
       </w:r>
-      <w:hyperlink r:id="rId25">
+      <w:hyperlink r:id="rId26">
         <w:r>
           <w:rPr>
             <w:rStyle w:val="Hyperlink"/>
@@ -1128,7 +1125,7 @@
       <w:r>
         <w:t xml:space="preserve"> </w:t>
       </w:r>
-      <w:hyperlink r:id="rId25">
+      <w:hyperlink r:id="rId26">
         <w:r>
           <w:rPr>
             <w:rStyle w:val="Hyperlink"/>
@@ -1137,8 +1134,8 @@
         </w:r>
       </w:hyperlink>
     </w:p>
-    <w:bookmarkEnd w:id="27"/>
-    <w:bookmarkStart w:id="28" w:name="Xf36fb6ff030da245c2be670ee05362eb8cadbc1"/>
+    <w:bookmarkEnd w:id="28"/>
+    <w:bookmarkStart w:id="29" w:name="Xf36fb6ff030da245c2be670ee05362eb8cadbc1"/>
     <w:p>
       <w:pPr>
         <w:pStyle w:val="Heading3"/>
@@ -1183,7 +1180,7 @@
         </w:numPr>
         <w:pStyle w:val="Compact"/>
       </w:pPr>
-      <w:hyperlink r:id="rId25">
+      <w:hyperlink r:id="rId26">
         <w:r>
           <w:rPr>
             <w:rStyle w:val="Hyperlink"/>
@@ -1200,7 +1197,7 @@
         </w:numPr>
         <w:pStyle w:val="Compact"/>
       </w:pPr>
-      <w:hyperlink r:id="rId25">
+      <w:hyperlink r:id="rId26">
         <w:r>
           <w:rPr>
             <w:rStyle w:val="Hyperlink"/>
@@ -1217,7 +1214,7 @@
         </w:numPr>
         <w:pStyle w:val="Compact"/>
       </w:pPr>
-      <w:hyperlink r:id="rId25">
+      <w:hyperlink r:id="rId26">
         <w:r>
           <w:rPr>
             <w:rStyle w:val="Hyperlink"/>
@@ -1226,8 +1223,8 @@
         </w:r>
       </w:hyperlink>
     </w:p>
-    <w:bookmarkEnd w:id="28"/>
-    <w:bookmarkStart w:id="29" w:name="Xc325672c04f97cd69478472107600b5853dbc74"/>
+    <w:bookmarkEnd w:id="29"/>
+    <w:bookmarkStart w:id="30" w:name="Xc325672c04f97cd69478472107600b5853dbc74"/>
     <w:p>
       <w:pPr>
         <w:pStyle w:val="Heading3"/>
@@ -1268,7 +1265,7 @@
       <w:pPr>
         <w:pStyle w:val="BodyText"/>
       </w:pPr>
-      <w:hyperlink r:id="rId25">
+      <w:hyperlink r:id="rId26">
         <w:r>
           <w:rPr>
             <w:rStyle w:val="Hyperlink"/>
@@ -1285,7 +1282,7 @@
       <w:r>
         <w:t xml:space="preserve"> </w:t>
       </w:r>
-      <w:hyperlink r:id="rId25">
+      <w:hyperlink r:id="rId26">
         <w:r>
           <w:rPr>
             <w:rStyle w:val="Hyperlink"/>
@@ -1294,9 +1291,9 @@
         </w:r>
       </w:hyperlink>
     </w:p>
-    <w:bookmarkEnd w:id="29"/>
     <w:bookmarkEnd w:id="30"/>
-    <w:bookmarkStart w:id="40" w:name="fallbeispiele-zur-dvbs-förderung"/>
+    <w:bookmarkEnd w:id="31"/>
+    <w:bookmarkStart w:id="41" w:name="fallbeispiele-zur-dvbs-förderung"/>
     <w:p>
       <w:pPr>
         <w:pStyle w:val="Heading2"/>
@@ -1305,7 +1302,7 @@
         <w:t xml:space="preserve">Fallbeispiele zur DVBS (Förderung)</w:t>
       </w:r>
     </w:p>
-    <w:bookmarkStart w:id="31" w:name="X690c8fe7eaf2d5c3505e69ab8e0741afbf05e94"/>
+    <w:bookmarkStart w:id="32" w:name="X690c8fe7eaf2d5c3505e69ab8e0741afbf05e94"/>
     <w:p>
       <w:pPr>
         <w:pStyle w:val="Heading3"/>
@@ -1346,7 +1343,7 @@
         </w:numPr>
         <w:pStyle w:val="Compact"/>
       </w:pPr>
-      <w:hyperlink r:id="rId25">
+      <w:hyperlink r:id="rId26">
         <w:r>
           <w:rPr>
             <w:rStyle w:val="Hyperlink"/>
@@ -1363,7 +1360,7 @@
         </w:numPr>
         <w:pStyle w:val="Compact"/>
       </w:pPr>
-      <w:hyperlink r:id="rId25">
+      <w:hyperlink r:id="rId26">
         <w:r>
           <w:rPr>
             <w:rStyle w:val="Hyperlink"/>
@@ -1406,7 +1403,7 @@
         </w:numPr>
         <w:pStyle w:val="Compact"/>
       </w:pPr>
-      <w:hyperlink r:id="rId25">
+      <w:hyperlink r:id="rId26">
         <w:r>
           <w:rPr>
             <w:rStyle w:val="Hyperlink"/>
@@ -1415,8 +1412,8 @@
         </w:r>
       </w:hyperlink>
     </w:p>
-    <w:bookmarkEnd w:id="31"/>
-    <w:bookmarkStart w:id="32" w:name="lernziele-oder-kompetenzen"/>
+    <w:bookmarkEnd w:id="32"/>
+    <w:bookmarkStart w:id="33" w:name="lernziele-oder-kompetenzen"/>
     <w:p>
       <w:pPr>
         <w:pStyle w:val="Heading3"/>
@@ -1495,8 +1492,8 @@
         <w:t xml:space="preserve">Art. 23 DVBS</w:t>
       </w:r>
     </w:p>
-    <w:bookmarkEnd w:id="32"/>
-    <w:bookmarkStart w:id="33" w:name="was-muss-ich-weshalb-beurteilen"/>
+    <w:bookmarkEnd w:id="33"/>
+    <w:bookmarkStart w:id="34" w:name="was-muss-ich-weshalb-beurteilen"/>
     <w:p>
       <w:pPr>
         <w:pStyle w:val="Heading3"/>
@@ -1611,8 +1608,8 @@
         <w:t xml:space="preserve">also jederzeit!</w:t>
       </w:r>
     </w:p>
-    <w:bookmarkEnd w:id="33"/>
-    <w:bookmarkStart w:id="39" w:name="selbstbeurteilungen"/>
+    <w:bookmarkEnd w:id="34"/>
+    <w:bookmarkStart w:id="40" w:name="selbstbeurteilungen"/>
     <w:p>
       <w:pPr>
         <w:pStyle w:val="Heading3"/>
@@ -1747,8 +1744,8 @@
         <w:t xml:space="preserve">Art. 10. Abs. 4 DVBS</w:t>
       </w:r>
     </w:p>
-    <w:bookmarkStart w:id="38" w:name="refs"/>
-    <w:bookmarkStart w:id="35" w:name="X6b21d7917ee633ae8f816db937a367817afa69a"/>
+    <w:bookmarkStart w:id="39" w:name="refs"/>
+    <w:bookmarkStart w:id="36" w:name="X6b21d7917ee633ae8f816db937a367817afa69a"/>
     <w:p>
       <w:pPr>
         <w:pStyle w:val="Bibliography"/>
@@ -1772,7 +1769,7 @@
       <w:r>
         <w:t xml:space="preserve"> </w:t>
       </w:r>
-      <w:hyperlink r:id="rId34">
+      <w:hyperlink r:id="rId35">
         <w:r>
           <w:rPr>
             <w:rStyle w:val="Hyperlink"/>
@@ -1781,8 +1778,8 @@
         </w:r>
       </w:hyperlink>
     </w:p>
-    <w:bookmarkEnd w:id="35"/>
-    <w:bookmarkStart w:id="37" w:name="X24b3e54dda89281f5330c9fe845a5a73cc06f0a"/>
+    <w:bookmarkEnd w:id="36"/>
+    <w:bookmarkStart w:id="38" w:name="X24b3e54dda89281f5330c9fe845a5a73cc06f0a"/>
     <w:p>
       <w:pPr>
         <w:pStyle w:val="Bibliography"/>
@@ -1806,7 +1803,7 @@
       <w:r>
         <w:t xml:space="preserve"> </w:t>
       </w:r>
-      <w:hyperlink r:id="rId36">
+      <w:hyperlink r:id="rId37">
         <w:r>
           <w:rPr>
             <w:rStyle w:val="Hyperlink"/>
@@ -1815,11 +1812,11 @@
         </w:r>
       </w:hyperlink>
     </w:p>
-    <w:bookmarkEnd w:id="37"/>
     <w:bookmarkEnd w:id="38"/>
     <w:bookmarkEnd w:id="39"/>
     <w:bookmarkEnd w:id="40"/>
     <w:bookmarkEnd w:id="41"/>
+    <w:bookmarkEnd w:id="42"/>
     <w:sectPr/>
   </w:body>
 </w:document>

--- a/docs/lerngelegenheiten/LG_esw-beurteilung/LM_03.docx
+++ b/docs/lerngelegenheiten/LG_esw-beurteilung/LM_03.docx
@@ -7,13 +7,7 @@
         <w:pStyle w:val="Title"/>
       </w:pPr>
       <w:r>
-        <w:t xml:space="preserve">Gesetzliche</w:t>
-      </w:r>
-      <w:r>
-        <w:t xml:space="preserve"> </w:t>
-      </w:r>
-      <w:r>
-        <w:t xml:space="preserve">Grundlagen</w:t>
+        <w:t xml:space="preserve">Gesetzliche Grundlagen</w:t>
       </w:r>
     </w:p>
     <w:p>
@@ -21,19 +15,7 @@
         <w:pStyle w:val="Subtitle"/>
       </w:pPr>
       <w:r>
-        <w:t xml:space="preserve">Grundlagen</w:t>
-      </w:r>
-      <w:r>
-        <w:t xml:space="preserve"> </w:t>
-      </w:r>
-      <w:r>
-        <w:t xml:space="preserve">der</w:t>
-      </w:r>
-      <w:r>
-        <w:t xml:space="preserve"> </w:t>
-      </w:r>
-      <w:r>
-        <w:t xml:space="preserve">Beurteilung</w:t>
+        <w:t xml:space="preserve">Grundlagen der Beurteilung</w:t>
       </w:r>
     </w:p>
     <w:p>
@@ -41,13 +23,7 @@
         <w:pStyle w:val="Author"/>
       </w:pPr>
       <w:r>
-        <w:t xml:space="preserve">Richard</w:t>
-      </w:r>
-      <w:r>
-        <w:t xml:space="preserve"> </w:t>
-      </w:r>
-      <w:r>
-        <w:t xml:space="preserve">Conrardy</w:t>
+        <w:t xml:space="preserve">Richard Conrardy</w:t>
       </w:r>
     </w:p>
     <w:p>
@@ -63,463 +39,7 @@
         <w:pStyle w:val="Abstract"/>
       </w:pPr>
       <w:r>
-        <w:t xml:space="preserve">In</w:t>
-      </w:r>
-      <w:r>
-        <w:t xml:space="preserve"> </w:t>
-      </w:r>
-      <w:r>
-        <w:t xml:space="preserve">diesem</w:t>
-      </w:r>
-      <w:r>
-        <w:t xml:space="preserve"> </w:t>
-      </w:r>
-      <w:r>
-        <w:t xml:space="preserve">Lernmodul</w:t>
-      </w:r>
-      <w:r>
-        <w:t xml:space="preserve"> </w:t>
-      </w:r>
-      <w:r>
-        <w:t xml:space="preserve">lernen</w:t>
-      </w:r>
-      <w:r>
-        <w:t xml:space="preserve"> </w:t>
-      </w:r>
-      <w:r>
-        <w:t xml:space="preserve">Sie</w:t>
-      </w:r>
-      <w:r>
-        <w:t xml:space="preserve"> </w:t>
-      </w:r>
-      <w:r>
-        <w:t xml:space="preserve">die</w:t>
-      </w:r>
-      <w:r>
-        <w:t xml:space="preserve"> </w:t>
-      </w:r>
-      <w:r>
-        <w:t xml:space="preserve">gesetzlichen</w:t>
-      </w:r>
-      <w:r>
-        <w:t xml:space="preserve"> </w:t>
-      </w:r>
-      <w:r>
-        <w:t xml:space="preserve">Grundlagen</w:t>
-      </w:r>
-      <w:r>
-        <w:t xml:space="preserve"> </w:t>
-      </w:r>
-      <w:r>
-        <w:t xml:space="preserve">schulischer</w:t>
-      </w:r>
-      <w:r>
-        <w:t xml:space="preserve"> </w:t>
-      </w:r>
-      <w:r>
-        <w:t xml:space="preserve">Beurteilung</w:t>
-      </w:r>
-      <w:r>
-        <w:t xml:space="preserve"> </w:t>
-      </w:r>
-      <w:r>
-        <w:t xml:space="preserve">im</w:t>
-      </w:r>
-      <w:r>
-        <w:t xml:space="preserve"> </w:t>
-      </w:r>
-      <w:r>
-        <w:t xml:space="preserve">Kanton</w:t>
-      </w:r>
-      <w:r>
-        <w:t xml:space="preserve"> </w:t>
-      </w:r>
-      <w:r>
-        <w:t xml:space="preserve">Bern</w:t>
-      </w:r>
-      <w:r>
-        <w:t xml:space="preserve"> </w:t>
-      </w:r>
-      <w:r>
-        <w:t xml:space="preserve">kennen.</w:t>
-      </w:r>
-      <w:r>
-        <w:t xml:space="preserve"> </w:t>
-      </w:r>
-      <w:r>
-        <w:t xml:space="preserve">Grundsätzlich</w:t>
-      </w:r>
-      <w:r>
-        <w:t xml:space="preserve"> </w:t>
-      </w:r>
-      <w:r>
-        <w:t xml:space="preserve">kennen</w:t>
-      </w:r>
-      <w:r>
-        <w:t xml:space="preserve"> </w:t>
-      </w:r>
-      <w:r>
-        <w:t xml:space="preserve">alle</w:t>
-      </w:r>
-      <w:r>
-        <w:t xml:space="preserve"> </w:t>
-      </w:r>
-      <w:r>
-        <w:t xml:space="preserve">schweizerischen</w:t>
-      </w:r>
-      <w:r>
-        <w:t xml:space="preserve"> </w:t>
-      </w:r>
-      <w:r>
-        <w:t xml:space="preserve">Kantone</w:t>
-      </w:r>
-      <w:r>
-        <w:t xml:space="preserve"> </w:t>
-      </w:r>
-      <w:r>
-        <w:t xml:space="preserve">solche</w:t>
-      </w:r>
-      <w:r>
-        <w:t xml:space="preserve"> </w:t>
-      </w:r>
-      <w:r>
-        <w:t xml:space="preserve">Grundlagen.</w:t>
-      </w:r>
-      <w:r>
-        <w:t xml:space="preserve"> </w:t>
-      </w:r>
-      <w:r>
-        <w:t xml:space="preserve">Es</w:t>
-      </w:r>
-      <w:r>
-        <w:t xml:space="preserve"> </w:t>
-      </w:r>
-      <w:r>
-        <w:t xml:space="preserve">ist</w:t>
-      </w:r>
-      <w:r>
-        <w:t xml:space="preserve"> </w:t>
-      </w:r>
-      <w:r>
-        <w:t xml:space="preserve">allerdings</w:t>
-      </w:r>
-      <w:r>
-        <w:t xml:space="preserve"> </w:t>
-      </w:r>
-      <w:r>
-        <w:t xml:space="preserve">ganz</w:t>
-      </w:r>
-      <w:r>
-        <w:t xml:space="preserve"> </w:t>
-      </w:r>
-      <w:r>
-        <w:t xml:space="preserve">im</w:t>
-      </w:r>
-      <w:r>
-        <w:t xml:space="preserve"> </w:t>
-      </w:r>
-      <w:r>
-        <w:t xml:space="preserve">Sinne</w:t>
-      </w:r>
-      <w:r>
-        <w:t xml:space="preserve"> </w:t>
-      </w:r>
-      <w:r>
-        <w:t xml:space="preserve">des</w:t>
-      </w:r>
-      <w:r>
-        <w:t xml:space="preserve"> </w:t>
-      </w:r>
-      <w:r>
-        <w:t xml:space="preserve">Föderalismus</w:t>
-      </w:r>
-      <w:r>
-        <w:t xml:space="preserve"> </w:t>
-      </w:r>
-      <w:r>
-        <w:t xml:space="preserve">nicht</w:t>
-      </w:r>
-      <w:r>
-        <w:t xml:space="preserve"> </w:t>
-      </w:r>
-      <w:r>
-        <w:t xml:space="preserve">überall</w:t>
-      </w:r>
-      <w:r>
-        <w:t xml:space="preserve"> </w:t>
-      </w:r>
-      <w:r>
-        <w:t xml:space="preserve">gleich</w:t>
-      </w:r>
-      <w:r>
-        <w:t xml:space="preserve"> </w:t>
-      </w:r>
-      <w:r>
-        <w:t xml:space="preserve">und</w:t>
-      </w:r>
-      <w:r>
-        <w:t xml:space="preserve"> </w:t>
-      </w:r>
-      <w:r>
-        <w:t xml:space="preserve">vor</w:t>
-      </w:r>
-      <w:r>
-        <w:t xml:space="preserve"> </w:t>
-      </w:r>
-      <w:r>
-        <w:t xml:space="preserve">allem</w:t>
-      </w:r>
-      <w:r>
-        <w:t xml:space="preserve"> </w:t>
-      </w:r>
-      <w:r>
-        <w:t xml:space="preserve">findet</w:t>
-      </w:r>
-      <w:r>
-        <w:t xml:space="preserve"> </w:t>
-      </w:r>
-      <w:r>
-        <w:t xml:space="preserve">man</w:t>
-      </w:r>
-      <w:r>
-        <w:t xml:space="preserve"> </w:t>
-      </w:r>
-      <w:r>
-        <w:t xml:space="preserve">diese</w:t>
-      </w:r>
-      <w:r>
-        <w:t xml:space="preserve"> </w:t>
-      </w:r>
-      <w:r>
-        <w:t xml:space="preserve">Grundlagen</w:t>
-      </w:r>
-      <w:r>
-        <w:t xml:space="preserve"> </w:t>
-      </w:r>
-      <w:r>
-        <w:t xml:space="preserve">auch</w:t>
-      </w:r>
-      <w:r>
-        <w:t xml:space="preserve"> </w:t>
-      </w:r>
-      <w:r>
-        <w:t xml:space="preserve">nicht</w:t>
-      </w:r>
-      <w:r>
-        <w:t xml:space="preserve"> </w:t>
-      </w:r>
-      <w:r>
-        <w:t xml:space="preserve">überall</w:t>
-      </w:r>
-      <w:r>
-        <w:t xml:space="preserve"> </w:t>
-      </w:r>
-      <w:r>
-        <w:t xml:space="preserve">gleich</w:t>
-      </w:r>
-      <w:r>
-        <w:t xml:space="preserve"> </w:t>
-      </w:r>
-      <w:r>
-        <w:t xml:space="preserve">schnell</w:t>
-      </w:r>
-      <w:r>
-        <w:t xml:space="preserve"> </w:t>
-      </w:r>
-      <w:r>
-        <w:t xml:space="preserve">bzw.</w:t>
-      </w:r>
-      <w:r>
-        <w:t xml:space="preserve"> </w:t>
-      </w:r>
-      <w:r>
-        <w:t xml:space="preserve">an</w:t>
-      </w:r>
-      <w:r>
-        <w:t xml:space="preserve"> </w:t>
-      </w:r>
-      <w:r>
-        <w:t xml:space="preserve">denselben</w:t>
-      </w:r>
-      <w:r>
-        <w:t xml:space="preserve"> </w:t>
-      </w:r>
-      <w:r>
-        <w:t xml:space="preserve">Orten.</w:t>
-      </w:r>
-      <w:r>
-        <w:t xml:space="preserve"> </w:t>
-      </w:r>
-      <w:r>
-        <w:t xml:space="preserve">Falls</w:t>
-      </w:r>
-      <w:r>
-        <w:t xml:space="preserve"> </w:t>
-      </w:r>
-      <w:r>
-        <w:t xml:space="preserve">Sie</w:t>
-      </w:r>
-      <w:r>
-        <w:t xml:space="preserve"> </w:t>
-      </w:r>
-      <w:r>
-        <w:t xml:space="preserve">jetzt</w:t>
-      </w:r>
-      <w:r>
-        <w:t xml:space="preserve"> </w:t>
-      </w:r>
-      <w:r>
-        <w:t xml:space="preserve">schon</w:t>
-      </w:r>
-      <w:r>
-        <w:t xml:space="preserve"> </w:t>
-      </w:r>
-      <w:r>
-        <w:t xml:space="preserve">wissen,</w:t>
-      </w:r>
-      <w:r>
-        <w:t xml:space="preserve"> </w:t>
-      </w:r>
-      <w:r>
-        <w:t xml:space="preserve">dass</w:t>
-      </w:r>
-      <w:r>
-        <w:t xml:space="preserve"> </w:t>
-      </w:r>
-      <w:r>
-        <w:t xml:space="preserve">Sie</w:t>
-      </w:r>
-      <w:r>
-        <w:t xml:space="preserve"> </w:t>
-      </w:r>
-      <w:r>
-        <w:t xml:space="preserve">später</w:t>
-      </w:r>
-      <w:r>
-        <w:t xml:space="preserve"> </w:t>
-      </w:r>
-      <w:r>
-        <w:t xml:space="preserve">nicht</w:t>
-      </w:r>
-      <w:r>
-        <w:t xml:space="preserve"> </w:t>
-      </w:r>
-      <w:r>
-        <w:t xml:space="preserve">im</w:t>
-      </w:r>
-      <w:r>
-        <w:t xml:space="preserve"> </w:t>
-      </w:r>
-      <w:r>
-        <w:t xml:space="preserve">Kanton</w:t>
-      </w:r>
-      <w:r>
-        <w:t xml:space="preserve"> </w:t>
-      </w:r>
-      <w:r>
-        <w:t xml:space="preserve">Bern</w:t>
-      </w:r>
-      <w:r>
-        <w:t xml:space="preserve"> </w:t>
-      </w:r>
-      <w:r>
-        <w:t xml:space="preserve">unterrichten</w:t>
-      </w:r>
-      <w:r>
-        <w:t xml:space="preserve"> </w:t>
-      </w:r>
-      <w:r>
-        <w:t xml:space="preserve">werden,</w:t>
-      </w:r>
-      <w:r>
-        <w:t xml:space="preserve"> </w:t>
-      </w:r>
-      <w:r>
-        <w:t xml:space="preserve">lohnt</w:t>
-      </w:r>
-      <w:r>
-        <w:t xml:space="preserve"> </w:t>
-      </w:r>
-      <w:r>
-        <w:t xml:space="preserve">es</w:t>
-      </w:r>
-      <w:r>
-        <w:t xml:space="preserve"> </w:t>
-      </w:r>
-      <w:r>
-        <w:t xml:space="preserve">sich</w:t>
-      </w:r>
-      <w:r>
-        <w:t xml:space="preserve"> </w:t>
-      </w:r>
-      <w:r>
-        <w:t xml:space="preserve">dennoch,</w:t>
-      </w:r>
-      <w:r>
-        <w:t xml:space="preserve"> </w:t>
-      </w:r>
-      <w:r>
-        <w:t xml:space="preserve">die</w:t>
-      </w:r>
-      <w:r>
-        <w:t xml:space="preserve"> </w:t>
-      </w:r>
-      <w:r>
-        <w:t xml:space="preserve">gesetzlichen</w:t>
-      </w:r>
-      <w:r>
-        <w:t xml:space="preserve"> </w:t>
-      </w:r>
-      <w:r>
-        <w:t xml:space="preserve">Grundlagen</w:t>
-      </w:r>
-      <w:r>
-        <w:t xml:space="preserve"> </w:t>
-      </w:r>
-      <w:r>
-        <w:t xml:space="preserve">für</w:t>
-      </w:r>
-      <w:r>
-        <w:t xml:space="preserve"> </w:t>
-      </w:r>
-      <w:r>
-        <w:t xml:space="preserve">Ihren</w:t>
-      </w:r>
-      <w:r>
-        <w:t xml:space="preserve"> </w:t>
-      </w:r>
-      <w:r>
-        <w:t xml:space="preserve">Kanton</w:t>
-      </w:r>
-      <w:r>
-        <w:t xml:space="preserve"> </w:t>
-      </w:r>
-      <w:r>
-        <w:t xml:space="preserve">zu</w:t>
-      </w:r>
-      <w:r>
-        <w:t xml:space="preserve"> </w:t>
-      </w:r>
-      <w:r>
-        <w:t xml:space="preserve">recherchieren</w:t>
-      </w:r>
-      <w:r>
-        <w:t xml:space="preserve"> </w:t>
-      </w:r>
-      <w:r>
-        <w:t xml:space="preserve">und</w:t>
-      </w:r>
-      <w:r>
-        <w:t xml:space="preserve"> </w:t>
-      </w:r>
-      <w:r>
-        <w:t xml:space="preserve">zu</w:t>
-      </w:r>
-      <w:r>
-        <w:t xml:space="preserve"> </w:t>
-      </w:r>
-      <w:r>
-        <w:t xml:space="preserve">studieren.</w:t>
+        <w:t xml:space="preserve">In diesem Lernmodul lernen Sie die gesetzlichen Grundlagen schulischer Beurteilung im Kanton Bern kennen. Grundsätzlich kennen alle schweizerischen Kantone solche Grundlagen. Es ist allerdings ganz im Sinne des Föderalismus nicht überall gleich und vor allem findet man diese Grundlagen auch nicht überall gleich schnell bzw. an denselben Orten. Falls Sie jetzt schon wissen, dass Sie später nicht im Kanton Bern unterrichten werden, lohnt es sich dennoch, die gesetzlichen Grundlagen für Ihren Kanton zu recherchieren und zu studieren.</w:t>
       </w:r>
     </w:p>
     <w:tbl>
@@ -637,11 +157,11 @@
           </w:p>
           <w:p>
             <w:pPr>
+              <w:pStyle w:val="Compact"/>
               <w:numPr>
                 <w:ilvl w:val="0"/>
                 <w:numId w:val="1001"/>
               </w:numPr>
-              <w:pStyle w:val="Compact"/>
             </w:pPr>
             <w:r>
               <w:t xml:space="preserve">kennen die wichtigsten gesetzlichen Grundlagendokumente im Kanton Bern und können deren Bedeutung einschätzen.</w:t>
@@ -649,11 +169,11 @@
           </w:p>
           <w:p>
             <w:pPr>
+              <w:pStyle w:val="Compact"/>
               <w:numPr>
                 <w:ilvl w:val="0"/>
                 <w:numId w:val="1001"/>
               </w:numPr>
-              <w:pStyle w:val="Compact"/>
             </w:pPr>
             <w:r>
               <w:t xml:space="preserve">erarbeiten sich die wichtigsten gesetzlichen Vorgaben in Bezug auf Beurteilung, Förderung und Schullaufbahnentscheide.</w:t>
@@ -792,91 +312,91 @@
     </w:p>
     <w:p>
       <w:pPr>
+        <w:pStyle w:val="Compact"/>
         <w:numPr>
           <w:ilvl w:val="0"/>
           <w:numId w:val="1002"/>
         </w:numPr>
+      </w:pPr>
+      <w:r>
+        <w:t xml:space="preserve">Lesen Sie die DVBS einmal durch und markieren Sie sich jene Artikel, von denen Sie das Gefühl haben, Sie seien wichtig. Es lohnt sich auch jene Artikel hervorzuheben, die für Sie neu sind oder Fragen und Irritationen auslösen.</w:t>
+      </w:r>
+      <w:r>
+        <w:t xml:space="preserve"> </w:t>
+      </w:r>
+      <w:r>
+        <w:t xml:space="preserve">2.. Beantworten Sie die Fragen zu den folgenden Fallbeispielen, indem Sie die entsprechenden Artikel in der DVBS heraussuchen.</w:t>
+      </w:r>
+    </w:p>
+    <w:p>
+      <w:pPr>
         <w:pStyle w:val="Compact"/>
-      </w:pPr>
-      <w:r>
-        <w:t xml:space="preserve">Lesen Sie die DVBS einmal durch und markieren Sie sich jene Artikel, von denen Sie das Gefühl haben, Sie seien wichtig. Es lohnt sich auch jene Artikel hervorzuheben, die für Sie neu sind oder Fragen und Irritationen auslösen.</w:t>
-      </w:r>
-      <w:r>
-        <w:t xml:space="preserve"> </w:t>
-      </w:r>
-      <w:r>
-        <w:t xml:space="preserve">2.. Beantworten Sie die Fragen zu den folgenden Fallbeispielen, indem Sie die entsprechenden Artikel in der DVBS heraussuchen.</w:t>
-      </w:r>
-    </w:p>
-    <w:p>
-      <w:pPr>
         <w:numPr>
           <w:ilvl w:val="0"/>
           <w:numId w:val="1002"/>
         </w:numPr>
+      </w:pPr>
+      <w:r>
+        <w:t xml:space="preserve">Damit Sie Ihre Ergebnisse selbstständig auswerten und evaluieren können, stellen wir Ihnen Lösungen zur Verfügung (siehe unten).</w:t>
+      </w:r>
+    </w:p>
+    <w:p>
+      <w:pPr>
         <w:pStyle w:val="Compact"/>
-      </w:pPr>
-      <w:r>
-        <w:t xml:space="preserve">Damit Sie Ihre Ergebnisse selbstständig auswerten und evaluieren können, stellen wir Ihnen Lösungen zur Verfügung (siehe unten).</w:t>
-      </w:r>
-    </w:p>
-    <w:p>
-      <w:pPr>
         <w:numPr>
           <w:ilvl w:val="0"/>
           <w:numId w:val="1002"/>
         </w:numPr>
+      </w:pPr>
+      <w:r>
+        <w:t xml:space="preserve">Halten Sie die wichtigsten Erkenntnisse und Überlegungen in Ihrem Beurteilungskonzept fest. Überlegen Sie sich z.B. auch, welche Artikel für Sie von zentraler Bedeutung sind und begründen Sie weshalb das so ist. Notieren Sie sich auch Ihre persönliche Position zu jenen Artikeln, die Sie als problematisch, nicht umsetzbar oder unrealistisch erachten. Begründen Sie auch hier, weshalb Sie das so einschätzen.</w:t>
+      </w:r>
+    </w:p>
+    <w:bookmarkStart w:id="31" w:name="fallbeispiele-zum-dvbs-benotung"/>
+    <w:p>
+      <w:pPr>
+        <w:pStyle w:val="Heading2"/>
+      </w:pPr>
+      <w:r>
+        <w:t xml:space="preserve">Fallbeispiele zum DVBS (Benotung)</w:t>
+      </w:r>
+    </w:p>
+    <w:bookmarkStart w:id="27" w:name="verunsicherte-eltern"/>
+    <w:p>
+      <w:pPr>
+        <w:pStyle w:val="Heading3"/>
+      </w:pPr>
+      <w:r>
+        <w:t xml:space="preserve">1. Verunsicherte Eltern</w:t>
+      </w:r>
+    </w:p>
+    <w:p>
+      <w:pPr>
+        <w:pStyle w:val="FirstParagraph"/>
+      </w:pPr>
+      <w:r>
+        <w:t xml:space="preserve">Eine Mutter, deren Kind frisch von der 6. Klasse zu Ihnen gewechselt hat, verlangt bei Ihnen ein klärendes Gespräch bezüglich Ihrer Beurteilungspraxis. Sie hat sich offensichtlich gut vorbereitet und hat auf einem Zettel alles notiert, was sie von Ihnen wissen will. Unter anderem möchte Sie wissen, wieso noch immer kein Elterngespräch stattgefunden habe, da es doch üblich sei, bereits am Ende des ersten Semesters oder dann zumindest am Anfang des zweiten Semesters ein solches durchzuführen.</w:t>
+      </w:r>
+    </w:p>
+    <w:p>
+      <w:pPr>
         <w:pStyle w:val="Compact"/>
-      </w:pPr>
-      <w:r>
-        <w:t xml:space="preserve">Halten Sie die wichtigsten Erkenntnisse und Überlegungen in Ihrem Beurteilungskonzept fest. Überlegen Sie sich z.B. auch, welche Artikel für Sie von zentraler Bedeutung sind und begründen Sie weshalb das so ist. Notieren Sie sich auch Ihre persönliche Position zu jenen Artikeln, die Sie als problematisch, nicht umsetzbar oder unrealistisch erachten. Begründen Sie auch hier, weshalb Sie das so einschätzen.</w:t>
-      </w:r>
-    </w:p>
-    <w:bookmarkStart w:id="31" w:name="fallbeispiele-zum-dvbs-benotung"/>
-    <w:p>
-      <w:pPr>
-        <w:pStyle w:val="Heading2"/>
-      </w:pPr>
-      <w:r>
-        <w:t xml:space="preserve">Fallbeispiele zum DVBS (Benotung)</w:t>
-      </w:r>
-    </w:p>
-    <w:bookmarkStart w:id="27" w:name="verunsicherte-eltern"/>
-    <w:p>
-      <w:pPr>
-        <w:pStyle w:val="Heading3"/>
-      </w:pPr>
-      <w:r>
-        <w:t xml:space="preserve">1. Verunsicherte Eltern</w:t>
-      </w:r>
-    </w:p>
-    <w:p>
-      <w:pPr>
-        <w:pStyle w:val="FirstParagraph"/>
-      </w:pPr>
-      <w:r>
-        <w:t xml:space="preserve">Eine Mutter, deren Kind frisch von der 6. Klasse zu Ihnen gewechselt hat, verlangt bei Ihnen ein klärendes Gespräch bezüglich Ihrer Beurteilungspraxis. Sie hat sich offensichtlich gut vorbereitet und hat auf einem Zettel alles notiert, was sie von Ihnen wissen will. Unter anderem möchte Sie wissen, wieso noch immer kein Elterngespräch stattgefunden habe, da es doch üblich sei, bereits am Ende des ersten Semesters oder dann zumindest am Anfang des zweiten Semesters ein solches durchzuführen.</w:t>
-      </w:r>
-    </w:p>
-    <w:p>
-      <w:pPr>
         <w:numPr>
           <w:ilvl w:val="0"/>
           <w:numId w:val="1003"/>
         </w:numPr>
+      </w:pPr>
+      <w:r>
+        <w:t xml:space="preserve">Wie sieht hier die Sachlage für Sie als Lehrperson der Sekundarstufe I genau aus?</w:t>
+      </w:r>
+    </w:p>
+    <w:p>
+      <w:pPr>
         <w:pStyle w:val="Compact"/>
-      </w:pPr>
-      <w:r>
-        <w:t xml:space="preserve">Wie sieht hier die Sachlage für Sie als Lehrperson der Sekundarstufe I genau aus?</w:t>
-      </w:r>
-    </w:p>
-    <w:p>
-      <w:pPr>
         <w:numPr>
           <w:ilvl w:val="0"/>
           <w:numId w:val="1003"/>
         </w:numPr>
-        <w:pStyle w:val="Compact"/>
       </w:pPr>
       <w:r>
         <w:t xml:space="preserve">Sie weisen die Mutter darauf hin, dass im 7. Schuljahr nun der LP21 gilt und man neu nicht mehr von «Elterngesprächen» spricht. Wie lauten die Begrifflichkeiten neu?</w:t>
@@ -915,8 +435,8 @@
       </w:r>
       <w:r>
         <w:rPr>
+          <w:b/>
           <w:bCs/>
-          <w:b/>
         </w:rPr>
         <w:t xml:space="preserve">Schulleitung</w:t>
       </w:r>
@@ -937,8 +457,8 @@
       </w:r>
       <w:r>
         <w:rPr>
+          <w:b/>
           <w:bCs/>
-          <w:b/>
         </w:rPr>
         <w:t xml:space="preserve">Zeitpunkt des Standortgesprächs mit den Eltern</w:t>
       </w:r>
@@ -1042,11 +562,11 @@
     </w:p>
     <w:p>
       <w:pPr>
+        <w:pStyle w:val="Compact"/>
         <w:numPr>
           <w:ilvl w:val="0"/>
           <w:numId w:val="1004"/>
         </w:numPr>
-        <w:pStyle w:val="Compact"/>
       </w:pPr>
       <w:r>
         <w:t xml:space="preserve">Hat die Primarlehrperson recht? Welche Schullaufbahnentscheide müssen Sie als Sekundarlehrperson im Kanton Bern treffen und verantworten?</w:t>
@@ -1081,11 +601,11 @@
     </w:p>
     <w:p>
       <w:pPr>
+        <w:pStyle w:val="Compact"/>
         <w:numPr>
           <w:ilvl w:val="0"/>
           <w:numId w:val="1005"/>
         </w:numPr>
-        <w:pStyle w:val="Compact"/>
       </w:pPr>
       <w:r>
         <w:t xml:space="preserve">Sie weisen die Lehrperson darauf hin, dass Primarlehrpersonen den Übertritt in die Sekundarstufe I nicht alleine verantworten und auch nicht ganz alleine durchführen. Wie verläuft das Verfahren im Kanton Bern überhaupt und inwiefern sind die Sekundarlehrpersonen in das Übertrittsverfahren eingebunden?</w:t>
@@ -1168,31 +688,31 @@
     </w:p>
     <w:p>
       <w:pPr>
+        <w:pStyle w:val="Compact"/>
         <w:numPr>
           <w:ilvl w:val="0"/>
           <w:numId w:val="1006"/>
         </w:numPr>
+      </w:pPr>
+      <w:r>
+        <w:t xml:space="preserve">Die Eltern fragen sich, wann es Zeugnisnoten gibt, in welcher Form die Zeugnisnoten ausgestellt werden, ob es nur Noten gibt, …? Sie antworten zunächst einmal, dass man nicht mehr von Zeugnis spreche, sondern von Beurteilungsbericht. Was gibt es noch zu berichten?</w:t>
+      </w:r>
+    </w:p>
+    <w:p>
+      <w:pPr>
+        <w:pStyle w:val="FirstParagraph"/>
+      </w:pPr>
+      <w:r>
+        <w:t xml:space="preserve">Lösung</w:t>
+      </w:r>
+    </w:p>
+    <w:p>
+      <w:pPr>
         <w:pStyle w:val="Compact"/>
-      </w:pPr>
-      <w:r>
-        <w:t xml:space="preserve">Die Eltern fragen sich, wann es Zeugnisnoten gibt, in welcher Form die Zeugnisnoten ausgestellt werden, ob es nur Noten gibt, …? Sie antworten zunächst einmal, dass man nicht mehr von Zeugnis spreche, sondern von Beurteilungsbericht. Was gibt es noch zu berichten?</w:t>
-      </w:r>
-    </w:p>
-    <w:p>
-      <w:pPr>
-        <w:pStyle w:val="FirstParagraph"/>
-      </w:pPr>
-      <w:r>
-        <w:t xml:space="preserve">Lösung</w:t>
-      </w:r>
-    </w:p>
-    <w:p>
-      <w:pPr>
         <w:numPr>
           <w:ilvl w:val="0"/>
           <w:numId w:val="1007"/>
         </w:numPr>
-        <w:pStyle w:val="Compact"/>
       </w:pPr>
       <w:hyperlink r:id="rId26">
         <w:r>
@@ -1205,11 +725,11 @@
     </w:p>
     <w:p>
       <w:pPr>
+        <w:pStyle w:val="Compact"/>
         <w:numPr>
           <w:ilvl w:val="0"/>
           <w:numId w:val="1007"/>
         </w:numPr>
-        <w:pStyle w:val="Compact"/>
       </w:pPr>
       <w:hyperlink r:id="rId26">
         <w:r>
@@ -1222,11 +742,11 @@
     </w:p>
     <w:p>
       <w:pPr>
+        <w:pStyle w:val="Compact"/>
         <w:numPr>
           <w:ilvl w:val="0"/>
           <w:numId w:val="1007"/>
         </w:numPr>
-        <w:pStyle w:val="Compact"/>
       </w:pPr>
       <w:hyperlink r:id="rId26">
         <w:r>
@@ -1257,11 +777,11 @@
     </w:p>
     <w:p>
       <w:pPr>
+        <w:pStyle w:val="Compact"/>
         <w:numPr>
           <w:ilvl w:val="0"/>
           <w:numId w:val="1008"/>
         </w:numPr>
-        <w:pStyle w:val="Compact"/>
       </w:pPr>
       <w:r>
         <w:t xml:space="preserve">Welches sind die wichtigsten Punkte, die aus Ihrer Sicht unbedingt in die Präsentation gehören?</w:t>
@@ -1351,11 +871,11 @@
     </w:p>
     <w:p>
       <w:pPr>
+        <w:pStyle w:val="Compact"/>
         <w:numPr>
           <w:ilvl w:val="0"/>
           <w:numId w:val="1009"/>
         </w:numPr>
-        <w:pStyle w:val="Compact"/>
       </w:pPr>
       <w:hyperlink r:id="rId26">
         <w:r>
@@ -1368,11 +888,11 @@
     </w:p>
     <w:p>
       <w:pPr>
+        <w:pStyle w:val="Compact"/>
         <w:numPr>
           <w:ilvl w:val="0"/>
           <w:numId w:val="1009"/>
         </w:numPr>
-        <w:pStyle w:val="Compact"/>
       </w:pPr>
       <w:hyperlink r:id="rId26">
         <w:r>
@@ -1385,37 +905,37 @@
     </w:p>
     <w:p>
       <w:pPr>
+        <w:pStyle w:val="Compact"/>
         <w:numPr>
           <w:ilvl w:val="0"/>
           <w:numId w:val="1010"/>
         </w:numPr>
+      </w:pPr>
+      <w:r>
+        <w:t xml:space="preserve">Gibt es eigentlich nur Reduzierte individuelle Lernziele für Schülerinnen und Schüler mit Schwierigkeiten oder</w:t>
+      </w:r>
+      <w:r>
+        <w:t xml:space="preserve"> </w:t>
+      </w:r>
+      <w:r>
+        <w:t xml:space="preserve">auch das Gegenteil für solche Schülerinnen und Schüler, die mehr leisten können?</w:t>
+      </w:r>
+    </w:p>
+    <w:p>
+      <w:pPr>
+        <w:pStyle w:val="FirstParagraph"/>
+      </w:pPr>
+      <w:r>
+        <w:t xml:space="preserve">Lösung</w:t>
+      </w:r>
+    </w:p>
+    <w:p>
+      <w:pPr>
         <w:pStyle w:val="Compact"/>
-      </w:pPr>
-      <w:r>
-        <w:t xml:space="preserve">Gibt es eigentlich nur Reduzierte individuelle Lernziele für Schülerinnen und Schüler mit Schwierigkeiten oder</w:t>
-      </w:r>
-      <w:r>
-        <w:t xml:space="preserve"> </w:t>
-      </w:r>
-      <w:r>
-        <w:t xml:space="preserve">auch das Gegenteil für solche Schülerinnen und Schüler, die mehr leisten können?</w:t>
-      </w:r>
-    </w:p>
-    <w:p>
-      <w:pPr>
-        <w:pStyle w:val="FirstParagraph"/>
-      </w:pPr>
-      <w:r>
-        <w:t xml:space="preserve">Lösung</w:t>
-      </w:r>
-    </w:p>
-    <w:p>
-      <w:pPr>
         <w:numPr>
           <w:ilvl w:val="0"/>
           <w:numId w:val="1011"/>
         </w:numPr>
-        <w:pStyle w:val="Compact"/>
       </w:pPr>
       <w:hyperlink r:id="rId26">
         <w:r>
@@ -1452,55 +972,55 @@
     </w:p>
     <w:p>
       <w:pPr>
+        <w:pStyle w:val="Compact"/>
         <w:numPr>
           <w:ilvl w:val="0"/>
           <w:numId w:val="1012"/>
         </w:numPr>
+      </w:pPr>
+      <w:r>
+        <w:t xml:space="preserve">Was finden Sie dazu in der DVBS?</w:t>
+      </w:r>
+    </w:p>
+    <w:p>
+      <w:pPr>
+        <w:pStyle w:val="FirstParagraph"/>
+      </w:pPr>
+      <w:r>
+        <w:t xml:space="preserve">Lösung</w:t>
+      </w:r>
+    </w:p>
+    <w:p>
+      <w:pPr>
         <w:pStyle w:val="Compact"/>
-      </w:pPr>
-      <w:r>
-        <w:t xml:space="preserve">Was finden Sie dazu in der DVBS?</w:t>
-      </w:r>
-    </w:p>
-    <w:p>
-      <w:pPr>
-        <w:pStyle w:val="FirstParagraph"/>
-      </w:pPr>
-      <w:r>
-        <w:t xml:space="preserve">Lösung</w:t>
-      </w:r>
-    </w:p>
-    <w:p>
-      <w:pPr>
         <w:numPr>
           <w:ilvl w:val="0"/>
           <w:numId w:val="1013"/>
         </w:numPr>
+      </w:pPr>
+      <w:r>
+        <w:t xml:space="preserve">Art. 5 Abs. 1 DVBS</w:t>
+      </w:r>
+    </w:p>
+    <w:p>
+      <w:pPr>
         <w:pStyle w:val="Compact"/>
-      </w:pPr>
-      <w:r>
-        <w:t xml:space="preserve">Art. 5 Abs. 1 DVBS</w:t>
-      </w:r>
-    </w:p>
-    <w:p>
-      <w:pPr>
         <w:numPr>
           <w:ilvl w:val="0"/>
           <w:numId w:val="1013"/>
         </w:numPr>
+      </w:pPr>
+      <w:r>
+        <w:t xml:space="preserve">Art. 5 Abs. 2 DVBS</w:t>
+      </w:r>
+    </w:p>
+    <w:p>
+      <w:pPr>
         <w:pStyle w:val="Compact"/>
-      </w:pPr>
-      <w:r>
-        <w:t xml:space="preserve">Art. 5 Abs. 2 DVBS</w:t>
-      </w:r>
-    </w:p>
-    <w:p>
-      <w:pPr>
         <w:numPr>
           <w:ilvl w:val="0"/>
           <w:numId w:val="1013"/>
         </w:numPr>
-        <w:pStyle w:val="Compact"/>
       </w:pPr>
       <w:r>
         <w:t xml:space="preserve">Art. 23 DVBS</w:t>
@@ -1526,87 +1046,87 @@
     </w:p>
     <w:p>
       <w:pPr>
+        <w:pStyle w:val="Compact"/>
         <w:numPr>
           <w:ilvl w:val="0"/>
           <w:numId w:val="1014"/>
         </w:numPr>
+      </w:pPr>
+      <w:r>
+        <w:t xml:space="preserve">Welche Antworten finden Sie diesbezüglich in der DVBS?</w:t>
+      </w:r>
+    </w:p>
+    <w:p>
+      <w:pPr>
+        <w:pStyle w:val="FirstParagraph"/>
+      </w:pPr>
+      <w:r>
+        <w:t xml:space="preserve">Lösung</w:t>
+      </w:r>
+    </w:p>
+    <w:p>
+      <w:pPr>
         <w:pStyle w:val="Compact"/>
-      </w:pPr>
-      <w:r>
-        <w:t xml:space="preserve">Welche Antworten finden Sie diesbezüglich in der DVBS?</w:t>
-      </w:r>
-    </w:p>
-    <w:p>
-      <w:pPr>
-        <w:pStyle w:val="FirstParagraph"/>
-      </w:pPr>
-      <w:r>
-        <w:t xml:space="preserve">Lösung</w:t>
-      </w:r>
-    </w:p>
-    <w:p>
-      <w:pPr>
         <w:numPr>
           <w:ilvl w:val="0"/>
           <w:numId w:val="1015"/>
         </w:numPr>
+      </w:pPr>
+      <w:r>
+        <w:t xml:space="preserve">Art. 3 Abs. 1 DVBS</w:t>
+      </w:r>
+    </w:p>
+    <w:p>
+      <w:pPr>
         <w:pStyle w:val="Compact"/>
-      </w:pPr>
-      <w:r>
-        <w:t xml:space="preserve">Art. 3 Abs. 1 DVBS</w:t>
-      </w:r>
-    </w:p>
-    <w:p>
-      <w:pPr>
         <w:numPr>
           <w:ilvl w:val="0"/>
           <w:numId w:val="1015"/>
         </w:numPr>
+      </w:pPr>
+      <w:r>
+        <w:t xml:space="preserve">Art. 4 DVBS</w:t>
+      </w:r>
+    </w:p>
+    <w:p>
+      <w:pPr>
         <w:pStyle w:val="Compact"/>
-      </w:pPr>
-      <w:r>
-        <w:t xml:space="preserve">Art. 4 DVBS</w:t>
-      </w:r>
-    </w:p>
-    <w:p>
-      <w:pPr>
         <w:numPr>
           <w:ilvl w:val="0"/>
           <w:numId w:val="1015"/>
         </w:numPr>
+      </w:pPr>
+      <w:r>
+        <w:t xml:space="preserve">Art. 18 Abs. 1 DVBS</w:t>
+      </w:r>
+    </w:p>
+    <w:p>
+      <w:pPr>
         <w:pStyle w:val="Compact"/>
-      </w:pPr>
-      <w:r>
-        <w:t xml:space="preserve">Art. 18 Abs. 1 DVBS</w:t>
-      </w:r>
-    </w:p>
-    <w:p>
-      <w:pPr>
         <w:numPr>
           <w:ilvl w:val="0"/>
           <w:numId w:val="1016"/>
         </w:numPr>
+      </w:pPr>
+      <w:r>
+        <w:t xml:space="preserve">Aufgrund des allseits geforderten Förderpostulats fragen Sie sich auch, wann Sie eigentlich einen Schullaufbahnentscheid genau fällen müssen bzw. dürfen?</w:t>
+      </w:r>
+    </w:p>
+    <w:p>
+      <w:pPr>
+        <w:pStyle w:val="FirstParagraph"/>
+      </w:pPr>
+      <w:r>
+        <w:t xml:space="preserve">Lösung</w:t>
+      </w:r>
+    </w:p>
+    <w:p>
+      <w:pPr>
         <w:pStyle w:val="Compact"/>
-      </w:pPr>
-      <w:r>
-        <w:t xml:space="preserve">Aufgrund des allseits geforderten Förderpostulats fragen Sie sich auch, wann Sie eigentlich einen Schullaufbahnentscheid genau fällen müssen bzw. dürfen?</w:t>
-      </w:r>
-    </w:p>
-    <w:p>
-      <w:pPr>
-        <w:pStyle w:val="FirstParagraph"/>
-      </w:pPr>
-      <w:r>
-        <w:t xml:space="preserve">Lösung</w:t>
-      </w:r>
-    </w:p>
-    <w:p>
-      <w:pPr>
         <w:numPr>
           <w:ilvl w:val="0"/>
           <w:numId w:val="1017"/>
         </w:numPr>
-        <w:pStyle w:val="Compact"/>
       </w:pPr>
       <w:r>
         <w:t xml:space="preserve">Art. 9 Abs. 5</w:t>
@@ -1616,8 +1136,8 @@
       </w:r>
       <w:r>
         <w:rPr>
+          <w:b/>
           <w:bCs/>
-          <w:b/>
         </w:rPr>
         <w:t xml:space="preserve">also jederzeit!</w:t>
       </w:r>
@@ -1642,117 +1162,117 @@
     </w:p>
     <w:p>
       <w:pPr>
+        <w:pStyle w:val="Compact"/>
         <w:numPr>
           <w:ilvl w:val="0"/>
           <w:numId w:val="1018"/>
         </w:numPr>
+      </w:pPr>
+      <w:r>
+        <w:t xml:space="preserve">… wieso auf der Sekundarstufe keine Selbstbeurteilungen durch die Schülerinnen und Schüler stattfin-</w:t>
+      </w:r>
+      <w:r>
+        <w:t xml:space="preserve"> </w:t>
+      </w:r>
+      <w:r>
+        <w:t xml:space="preserve">den. Auf der Primarschulstufe sei es immer so gewesen, dass solche regelmässig stattgefunden hätten.</w:t>
+      </w:r>
+    </w:p>
+    <w:p>
+      <w:pPr>
         <w:pStyle w:val="Compact"/>
-      </w:pPr>
-      <w:r>
-        <w:t xml:space="preserve">… wieso auf der Sekundarstufe keine Selbstbeurteilungen durch die Schülerinnen und Schüler stattfin-</w:t>
-      </w:r>
-      <w:r>
-        <w:t xml:space="preserve"> </w:t>
-      </w:r>
-      <w:r>
-        <w:t xml:space="preserve">den. Auf der Primarschulstufe sei es immer so gewesen, dass solche regelmässig stattgefunden hätten.</w:t>
-      </w:r>
-    </w:p>
-    <w:p>
-      <w:pPr>
         <w:numPr>
           <w:ilvl w:val="0"/>
           <w:numId w:val="1019"/>
         </w:numPr>
+      </w:pPr>
+      <w:r>
+        <w:t xml:space="preserve">Sind Sie dazu verpflichtet?</w:t>
+      </w:r>
+    </w:p>
+    <w:p>
+      <w:pPr>
+        <w:pStyle w:val="FirstParagraph"/>
+      </w:pPr>
+      <w:r>
+        <w:t xml:space="preserve">Lösung</w:t>
+      </w:r>
+    </w:p>
+    <w:p>
+      <w:pPr>
         <w:pStyle w:val="Compact"/>
-      </w:pPr>
-      <w:r>
-        <w:t xml:space="preserve">Sind Sie dazu verpflichtet?</w:t>
-      </w:r>
-    </w:p>
-    <w:p>
-      <w:pPr>
-        <w:pStyle w:val="FirstParagraph"/>
-      </w:pPr>
-      <w:r>
-        <w:t xml:space="preserve">Lösung</w:t>
-      </w:r>
-    </w:p>
-    <w:p>
-      <w:pPr>
         <w:numPr>
           <w:ilvl w:val="0"/>
           <w:numId w:val="1020"/>
         </w:numPr>
+      </w:pPr>
+      <w:r>
+        <w:t xml:space="preserve">Art. 6 Abs. 1 DVBS</w:t>
+      </w:r>
+    </w:p>
+    <w:p>
+      <w:pPr>
         <w:pStyle w:val="Compact"/>
-      </w:pPr>
-      <w:r>
-        <w:t xml:space="preserve">Art. 6 Abs. 1 DVBS</w:t>
-      </w:r>
-    </w:p>
-    <w:p>
-      <w:pPr>
         <w:numPr>
           <w:ilvl w:val="0"/>
           <w:numId w:val="1020"/>
         </w:numPr>
+      </w:pPr>
+      <w:r>
+        <w:t xml:space="preserve">Art. 6 Abs. 2 DVBS</w:t>
+      </w:r>
+    </w:p>
+    <w:p>
+      <w:pPr>
         <w:pStyle w:val="Compact"/>
-      </w:pPr>
-      <w:r>
-        <w:t xml:space="preserve">Art. 6 Abs. 2 DVBS</w:t>
-      </w:r>
-    </w:p>
-    <w:p>
-      <w:pPr>
         <w:numPr>
           <w:ilvl w:val="0"/>
           <w:numId w:val="1021"/>
         </w:numPr>
+      </w:pPr>
+      <w:r>
+        <w:t xml:space="preserve">… was mit den Selbstbeurteilungen durch die Schülerinnen und Schüler geschieht.</w:t>
+      </w:r>
+    </w:p>
+    <w:p>
+      <w:pPr>
         <w:pStyle w:val="Compact"/>
-      </w:pPr>
-      <w:r>
-        <w:t xml:space="preserve">… was mit den Selbstbeurteilungen durch die Schülerinnen und Schüler geschieht.</w:t>
-      </w:r>
-    </w:p>
-    <w:p>
-      <w:pPr>
         <w:numPr>
           <w:ilvl w:val="0"/>
           <w:numId w:val="1022"/>
         </w:numPr>
+      </w:pPr>
+      <w:r>
+        <w:t xml:space="preserve">Finden Sie heraus, wofür die Selbstbeurteilungen im Verlauf des Schuljahres eingesetzt werden sollen.</w:t>
+      </w:r>
+    </w:p>
+    <w:p>
+      <w:pPr>
+        <w:pStyle w:val="FirstParagraph"/>
+      </w:pPr>
+      <w:r>
+        <w:t xml:space="preserve">Lösung</w:t>
+      </w:r>
+    </w:p>
+    <w:p>
+      <w:pPr>
         <w:pStyle w:val="Compact"/>
-      </w:pPr>
-      <w:r>
-        <w:t xml:space="preserve">Finden Sie heraus, wofür die Selbstbeurteilungen im Verlauf des Schuljahres eingesetzt werden sollen.</w:t>
-      </w:r>
-    </w:p>
-    <w:p>
-      <w:pPr>
-        <w:pStyle w:val="FirstParagraph"/>
-      </w:pPr>
-      <w:r>
-        <w:t xml:space="preserve">Lösung</w:t>
-      </w:r>
-    </w:p>
-    <w:p>
-      <w:pPr>
         <w:numPr>
           <w:ilvl w:val="0"/>
           <w:numId w:val="1023"/>
         </w:numPr>
+      </w:pPr>
+      <w:r>
+        <w:t xml:space="preserve">Art. 2 Abs. 1 DVBS</w:t>
+      </w:r>
+    </w:p>
+    <w:p>
+      <w:pPr>
         <w:pStyle w:val="Compact"/>
-      </w:pPr>
-      <w:r>
-        <w:t xml:space="preserve">Art. 2 Abs. 1 DVBS</w:t>
-      </w:r>
-    </w:p>
-    <w:p>
-      <w:pPr>
         <w:numPr>
           <w:ilvl w:val="0"/>
           <w:numId w:val="1023"/>
         </w:numPr>
-        <w:pStyle w:val="Compact"/>
       </w:pPr>
       <w:r>
         <w:t xml:space="preserve">Art. 10. Abs. 4 DVBS</w:t>
@@ -1772,8 +1292,8 @@
       </w:r>
       <w:r>
         <w:rPr>
+          <w:i/>
           <w:iCs/>
-          <w:i/>
         </w:rPr>
         <w:t xml:space="preserve">Information Abweichen aus «wichtigen Gründen» von den Vorschriften</w:t>
       </w:r>
@@ -1806,8 +1326,8 @@
       </w:r>
       <w:r>
         <w:rPr>
+          <w:i/>
           <w:iCs/>
-          <w:i/>
         </w:rPr>
         <w:t xml:space="preserve">Lehrplan für die Volksschule des Kantons Bern</w:t>
       </w:r>
@@ -1862,14 +1382,14 @@
 <file path=word/numbering.xml><?xml version="1.0" encoding="utf-8"?>
 <w:numbering xmlns:w="http://schemas.openxmlformats.org/wordprocessingml/2006/main">
   <w:abstractNum w:abstractNumId="990">
-    <w:nsid w:val="A990"/>
+    <w:nsid w:val="0000A990"/>
     <w:multiLevelType w:val="multilevel"/>
     <w:lvl w:ilvl="0">
       <w:numFmt w:val="bullet"/>
       <w:lvlText w:val=" "/>
       <w:lvlJc w:val="left"/>
       <w:pPr>
-        <w:ind w:left="720" w:hanging="480"/>
+        <w:ind w:left="720" w:hanging="360"/>
       </w:pPr>
     </w:lvl>
     <w:lvl w:ilvl="1">
@@ -1877,7 +1397,7 @@
       <w:lvlText w:val=" "/>
       <w:lvlJc w:val="left"/>
       <w:pPr>
-        <w:ind w:left="1440" w:hanging="480"/>
+        <w:ind w:left="1440" w:hanging="360"/>
       </w:pPr>
     </w:lvl>
     <w:lvl w:ilvl="2">
@@ -1885,7 +1405,7 @@
       <w:lvlText w:val=" "/>
       <w:lvlJc w:val="left"/>
       <w:pPr>
-        <w:ind w:left="2160" w:hanging="480"/>
+        <w:ind w:left="2160" w:hanging="360"/>
       </w:pPr>
     </w:lvl>
     <w:lvl w:ilvl="3">
@@ -1893,7 +1413,7 @@
       <w:lvlText w:val=" "/>
       <w:lvlJc w:val="left"/>
       <w:pPr>
-        <w:ind w:left="2880" w:hanging="480"/>
+        <w:ind w:left="2880" w:hanging="360"/>
       </w:pPr>
     </w:lvl>
     <w:lvl w:ilvl="4">
@@ -1901,7 +1421,7 @@
       <w:lvlText w:val=" "/>
       <w:lvlJc w:val="left"/>
       <w:pPr>
-        <w:ind w:left="3600" w:hanging="480"/>
+        <w:ind w:left="3600" w:hanging="360"/>
       </w:pPr>
     </w:lvl>
     <w:lvl w:ilvl="5">
@@ -1909,7 +1429,7 @@
       <w:lvlText w:val=" "/>
       <w:lvlJc w:val="left"/>
       <w:pPr>
-        <w:ind w:left="4320" w:hanging="480"/>
+        <w:ind w:left="4320" w:hanging="360"/>
       </w:pPr>
     </w:lvl>
     <w:lvl w:ilvl="6">
@@ -1917,7 +1437,7 @@
       <w:lvlText w:val=" "/>
       <w:lvlJc w:val="left"/>
       <w:pPr>
-        <w:ind w:left="5040" w:hanging="480"/>
+        <w:ind w:left="5040" w:hanging="360"/>
       </w:pPr>
     </w:lvl>
     <w:lvl w:ilvl="7">
@@ -1925,7 +1445,7 @@
       <w:lvlText w:val=" "/>
       <w:lvlJc w:val="left"/>
       <w:pPr>
-        <w:ind w:left="5760" w:hanging="480"/>
+        <w:ind w:left="5760" w:hanging="360"/>
       </w:pPr>
     </w:lvl>
     <w:lvl w:ilvl="8">
@@ -1933,88 +1453,115 @@
       <w:lvlText w:val=" "/>
       <w:lvlJc w:val="left"/>
       <w:pPr>
-        <w:ind w:left="6480" w:hanging="480"/>
+        <w:ind w:left="6480" w:hanging="360"/>
       </w:pPr>
     </w:lvl>
   </w:abstractNum>
   <w:abstractNum w:abstractNumId="991">
-    <w:nsid w:val="A991"/>
+    <w:nsid w:val="0000A991"/>
     <w:multiLevelType w:val="multilevel"/>
     <w:lvl w:ilvl="0">
       <w:numFmt w:val="bullet"/>
-      <w:lvlText w:val="•"/>
-      <w:lvlJc w:val="left"/>
-      <w:pPr>
-        <w:ind w:left="720" w:hanging="480"/>
-      </w:pPr>
+      <w:lvlText w:val=""/>
+      <w:lvlJc w:val="left"/>
+      <w:pPr>
+        <w:ind w:left="720" w:hanging="360"/>
+      </w:pPr>
+      <w:rPr>
+        <w:rFonts w:ascii="Symbol" w:hAnsi="Symbol" w:cs="Symbol" w:hint="default"/>
+      </w:rPr>
     </w:lvl>
     <w:lvl w:ilvl="1">
       <w:numFmt w:val="bullet"/>
-      <w:lvlText w:val="–"/>
-      <w:lvlJc w:val="left"/>
-      <w:pPr>
-        <w:ind w:left="1440" w:hanging="480"/>
-      </w:pPr>
+      <w:lvlText w:val="o"/>
+      <w:lvlJc w:val="left"/>
+      <w:pPr>
+        <w:ind w:left="1440" w:hanging="360"/>
+      </w:pPr>
+      <w:rPr>
+        <w:rFonts w:ascii="Courier New" w:hAnsi="Courier New" w:cs="Courier New" w:hint="default"/>
+      </w:rPr>
     </w:lvl>
     <w:lvl w:ilvl="2">
       <w:numFmt w:val="bullet"/>
-      <w:lvlText w:val="•"/>
-      <w:lvlJc w:val="left"/>
-      <w:pPr>
-        <w:ind w:left="2160" w:hanging="480"/>
-      </w:pPr>
+      <w:lvlText w:val=""/>
+      <w:lvlJc w:val="left"/>
+      <w:pPr>
+        <w:ind w:left="2160" w:hanging="360"/>
+      </w:pPr>
+      <w:rPr>
+        <w:rFonts w:ascii="Wingdings" w:hAnsi="Wingdings" w:cs="Wingdings" w:hint="default"/>
+      </w:rPr>
     </w:lvl>
     <w:lvl w:ilvl="3">
       <w:numFmt w:val="bullet"/>
-      <w:lvlText w:val="–"/>
-      <w:lvlJc w:val="left"/>
-      <w:pPr>
-        <w:ind w:left="2880" w:hanging="480"/>
-      </w:pPr>
+      <w:lvlText w:val=""/>
+      <w:lvlJc w:val="left"/>
+      <w:pPr>
+        <w:ind w:left="2880" w:hanging="360"/>
+      </w:pPr>
+      <w:rPr>
+        <w:rFonts w:ascii="Symbol" w:hAnsi="Symbol" w:cs="Symbol" w:hint="default"/>
+      </w:rPr>
     </w:lvl>
     <w:lvl w:ilvl="4">
       <w:numFmt w:val="bullet"/>
-      <w:lvlText w:val="•"/>
-      <w:lvlJc w:val="left"/>
-      <w:pPr>
-        <w:ind w:left="3600" w:hanging="480"/>
-      </w:pPr>
+      <w:lvlText w:val="o"/>
+      <w:lvlJc w:val="left"/>
+      <w:pPr>
+        <w:ind w:left="3600" w:hanging="360"/>
+      </w:pPr>
+      <w:rPr>
+        <w:rFonts w:ascii="Courier New" w:hAnsi="Courier New" w:cs="Courier New" w:hint="default"/>
+      </w:rPr>
     </w:lvl>
     <w:lvl w:ilvl="5">
       <w:numFmt w:val="bullet"/>
-      <w:lvlText w:val="–"/>
-      <w:lvlJc w:val="left"/>
-      <w:pPr>
-        <w:ind w:left="4320" w:hanging="480"/>
-      </w:pPr>
+      <w:lvlText w:val=""/>
+      <w:lvlJc w:val="left"/>
+      <w:pPr>
+        <w:ind w:left="4320" w:hanging="360"/>
+      </w:pPr>
+      <w:rPr>
+        <w:rFonts w:ascii="Wingdings" w:hAnsi="Wingdings" w:cs="Wingdings" w:hint="default"/>
+      </w:rPr>
     </w:lvl>
     <w:lvl w:ilvl="6">
       <w:numFmt w:val="bullet"/>
-      <w:lvlText w:val="•"/>
-      <w:lvlJc w:val="left"/>
-      <w:pPr>
-        <w:ind w:left="5040" w:hanging="480"/>
-      </w:pPr>
+      <w:lvlText w:val=""/>
+      <w:lvlJc w:val="left"/>
+      <w:pPr>
+        <w:ind w:left="5040" w:hanging="360"/>
+      </w:pPr>
+      <w:rPr>
+        <w:rFonts w:ascii="Symbol" w:hAnsi="Symbol" w:cs="Symbol" w:hint="default"/>
+      </w:rPr>
     </w:lvl>
     <w:lvl w:ilvl="7">
       <w:numFmt w:val="bullet"/>
-      <w:lvlText w:val="–"/>
-      <w:lvlJc w:val="left"/>
-      <w:pPr>
-        <w:ind w:left="5760" w:hanging="480"/>
-      </w:pPr>
+      <w:lvlText w:val="o"/>
+      <w:lvlJc w:val="left"/>
+      <w:pPr>
+        <w:ind w:left="5760" w:hanging="360"/>
+      </w:pPr>
+      <w:rPr>
+        <w:rFonts w:ascii="Courier New" w:hAnsi="Courier New" w:cs="Courier New" w:hint="default"/>
+      </w:rPr>
     </w:lvl>
     <w:lvl w:ilvl="8">
       <w:numFmt w:val="bullet"/>
-      <w:lvlText w:val="•"/>
-      <w:lvlJc w:val="left"/>
-      <w:pPr>
-        <w:ind w:left="6480" w:hanging="480"/>
-      </w:pPr>
+      <w:lvlText w:val=""/>
+      <w:lvlJc w:val="left"/>
+      <w:pPr>
+        <w:ind w:left="6480" w:hanging="360"/>
+      </w:pPr>
+      <w:rPr>
+        <w:rFonts w:ascii="Wingdings" w:hAnsi="Wingdings" w:cs="Wingdings" w:hint="default"/>
+      </w:rPr>
     </w:lvl>
   </w:abstractNum>
   <w:abstractNum w:abstractNumId="99411">
-    <w:nsid w:val="A99411"/>
+    <w:nsid w:val="00A99411"/>
     <w:multiLevelType w:val="multilevel"/>
     <w:lvl w:ilvl="0">
       <w:start w:val="1"/>
@@ -2022,7 +1569,7 @@
       <w:lvlText w:val="%1."/>
       <w:lvlJc w:val="left"/>
       <w:pPr>
-        <w:ind w:left="720" w:hanging="480"/>
+        <w:ind w:left="720" w:hanging="360"/>
       </w:pPr>
     </w:lvl>
     <w:lvl w:ilvl="1">
@@ -2031,7 +1578,7 @@
       <w:lvlText w:val="%2."/>
       <w:lvlJc w:val="left"/>
       <w:pPr>
-        <w:ind w:left="1440" w:hanging="480"/>
+        <w:ind w:left="1440" w:hanging="360"/>
       </w:pPr>
     </w:lvl>
     <w:lvl w:ilvl="2">
@@ -2040,7 +1587,7 @@
       <w:lvlText w:val="%3."/>
       <w:lvlJc w:val="left"/>
       <w:pPr>
-        <w:ind w:left="2160" w:hanging="480"/>
+        <w:ind w:left="2160" w:hanging="360"/>
       </w:pPr>
     </w:lvl>
     <w:lvl w:ilvl="3">
@@ -2049,7 +1596,7 @@
       <w:lvlText w:val="%4."/>
       <w:lvlJc w:val="left"/>
       <w:pPr>
-        <w:ind w:left="2880" w:hanging="480"/>
+        <w:ind w:left="2880" w:hanging="360"/>
       </w:pPr>
     </w:lvl>
     <w:lvl w:ilvl="4">
@@ -2058,7 +1605,7 @@
       <w:lvlText w:val="%5."/>
       <w:lvlJc w:val="left"/>
       <w:pPr>
-        <w:ind w:left="3600" w:hanging="480"/>
+        <w:ind w:left="3600" w:hanging="360"/>
       </w:pPr>
     </w:lvl>
     <w:lvl w:ilvl="5">
@@ -2067,7 +1614,7 @@
       <w:lvlText w:val="%6."/>
       <w:lvlJc w:val="left"/>
       <w:pPr>
-        <w:ind w:left="4320" w:hanging="480"/>
+        <w:ind w:left="4320" w:hanging="360"/>
       </w:pPr>
     </w:lvl>
     <w:lvl w:ilvl="6">
@@ -2076,7 +1623,7 @@
       <w:lvlText w:val="%7."/>
       <w:lvlJc w:val="left"/>
       <w:pPr>
-        <w:ind w:left="5040" w:hanging="480"/>
+        <w:ind w:left="5040" w:hanging="360"/>
       </w:pPr>
     </w:lvl>
     <w:lvl w:ilvl="7">
@@ -2085,7 +1632,7 @@
       <w:lvlText w:val="%8."/>
       <w:lvlJc w:val="left"/>
       <w:pPr>
-        <w:ind w:left="5760" w:hanging="480"/>
+        <w:ind w:left="5760" w:hanging="360"/>
       </w:pPr>
     </w:lvl>
     <w:lvl w:ilvl="8">
@@ -2094,12 +1641,12 @@
       <w:lvlText w:val="%9."/>
       <w:lvlJc w:val="left"/>
       <w:pPr>
-        <w:ind w:left="6480" w:hanging="480"/>
+        <w:ind w:left="6480" w:hanging="360"/>
       </w:pPr>
     </w:lvl>
   </w:abstractNum>
   <w:abstractNum w:abstractNumId="99412">
-    <w:nsid w:val="A99412"/>
+    <w:nsid w:val="00A99412"/>
     <w:multiLevelType w:val="multilevel"/>
     <w:lvl w:ilvl="0">
       <w:start w:val="2"/>
@@ -2107,7 +1654,7 @@
       <w:lvlText w:val="%1."/>
       <w:lvlJc w:val="left"/>
       <w:pPr>
-        <w:ind w:left="720" w:hanging="480"/>
+        <w:ind w:left="720" w:hanging="360"/>
       </w:pPr>
     </w:lvl>
     <w:lvl w:ilvl="1">
@@ -2116,7 +1663,7 @@
       <w:lvlText w:val="%2."/>
       <w:lvlJc w:val="left"/>
       <w:pPr>
-        <w:ind w:left="1440" w:hanging="480"/>
+        <w:ind w:left="1440" w:hanging="360"/>
       </w:pPr>
     </w:lvl>
     <w:lvl w:ilvl="2">
@@ -2125,7 +1672,7 @@
       <w:lvlText w:val="%3."/>
       <w:lvlJc w:val="left"/>
       <w:pPr>
-        <w:ind w:left="2160" w:hanging="480"/>
+        <w:ind w:left="2160" w:hanging="360"/>
       </w:pPr>
     </w:lvl>
     <w:lvl w:ilvl="3">
@@ -2134,7 +1681,7 @@
       <w:lvlText w:val="%4."/>
       <w:lvlJc w:val="left"/>
       <w:pPr>
-        <w:ind w:left="2880" w:hanging="480"/>
+        <w:ind w:left="2880" w:hanging="360"/>
       </w:pPr>
     </w:lvl>
     <w:lvl w:ilvl="4">
@@ -2143,7 +1690,7 @@
       <w:lvlText w:val="%5."/>
       <w:lvlJc w:val="left"/>
       <w:pPr>
-        <w:ind w:left="3600" w:hanging="480"/>
+        <w:ind w:left="3600" w:hanging="360"/>
       </w:pPr>
     </w:lvl>
     <w:lvl w:ilvl="5">
@@ -2152,7 +1699,7 @@
       <w:lvlText w:val="%6."/>
       <w:lvlJc w:val="left"/>
       <w:pPr>
-        <w:ind w:left="4320" w:hanging="480"/>
+        <w:ind w:left="4320" w:hanging="360"/>
       </w:pPr>
     </w:lvl>
     <w:lvl w:ilvl="6">
@@ -2161,7 +1708,7 @@
       <w:lvlText w:val="%7."/>
       <w:lvlJc w:val="left"/>
       <w:pPr>
-        <w:ind w:left="5040" w:hanging="480"/>
+        <w:ind w:left="5040" w:hanging="360"/>
       </w:pPr>
     </w:lvl>
     <w:lvl w:ilvl="7">
@@ -2170,7 +1717,7 @@
       <w:lvlText w:val="%8."/>
       <w:lvlJc w:val="left"/>
       <w:pPr>
-        <w:ind w:left="5760" w:hanging="480"/>
+        <w:ind w:left="5760" w:hanging="360"/>
       </w:pPr>
     </w:lvl>
     <w:lvl w:ilvl="8">
@@ -2179,12 +1726,12 @@
       <w:lvlText w:val="%9."/>
       <w:lvlJc w:val="left"/>
       <w:pPr>
-        <w:ind w:left="6480" w:hanging="480"/>
+        <w:ind w:left="6480" w:hanging="360"/>
       </w:pPr>
     </w:lvl>
   </w:abstractNum>
   <w:abstractNum w:abstractNumId="99721">
-    <w:nsid w:val="A99721"/>
+    <w:nsid w:val="00A99721"/>
     <w:multiLevelType w:val="multilevel"/>
     <w:lvl w:ilvl="0">
       <w:start w:val="1"/>
@@ -2192,7 +1739,7 @@
       <w:lvlText w:val="%1)"/>
       <w:lvlJc w:val="left"/>
       <w:pPr>
-        <w:ind w:left="720" w:hanging="480"/>
+        <w:ind w:left="720" w:hanging="360"/>
       </w:pPr>
     </w:lvl>
     <w:lvl w:ilvl="1">
@@ -2201,7 +1748,7 @@
       <w:lvlText w:val="%2)"/>
       <w:lvlJc w:val="left"/>
       <w:pPr>
-        <w:ind w:left="1440" w:hanging="480"/>
+        <w:ind w:left="1440" w:hanging="360"/>
       </w:pPr>
     </w:lvl>
     <w:lvl w:ilvl="2">
@@ -2210,7 +1757,7 @@
       <w:lvlText w:val="%3)"/>
       <w:lvlJc w:val="left"/>
       <w:pPr>
-        <w:ind w:left="2160" w:hanging="480"/>
+        <w:ind w:left="2160" w:hanging="360"/>
       </w:pPr>
     </w:lvl>
     <w:lvl w:ilvl="3">
@@ -2219,7 +1766,7 @@
       <w:lvlText w:val="%4)"/>
       <w:lvlJc w:val="left"/>
       <w:pPr>
-        <w:ind w:left="2880" w:hanging="480"/>
+        <w:ind w:left="2880" w:hanging="360"/>
       </w:pPr>
     </w:lvl>
     <w:lvl w:ilvl="4">
@@ -2228,7 +1775,7 @@
       <w:lvlText w:val="%5)"/>
       <w:lvlJc w:val="left"/>
       <w:pPr>
-        <w:ind w:left="3600" w:hanging="480"/>
+        <w:ind w:left="3600" w:hanging="360"/>
       </w:pPr>
     </w:lvl>
     <w:lvl w:ilvl="5">
@@ -2237,7 +1784,7 @@
       <w:lvlText w:val="%6)"/>
       <w:lvlJc w:val="left"/>
       <w:pPr>
-        <w:ind w:left="4320" w:hanging="480"/>
+        <w:ind w:left="4320" w:hanging="360"/>
       </w:pPr>
     </w:lvl>
     <w:lvl w:ilvl="6">
@@ -2246,7 +1793,7 @@
       <w:lvlText w:val="%7)"/>
       <w:lvlJc w:val="left"/>
       <w:pPr>
-        <w:ind w:left="5040" w:hanging="480"/>
+        <w:ind w:left="5040" w:hanging="360"/>
       </w:pPr>
     </w:lvl>
     <w:lvl w:ilvl="7">
@@ -2255,7 +1802,7 @@
       <w:lvlText w:val="%8)"/>
       <w:lvlJc w:val="left"/>
       <w:pPr>
-        <w:ind w:left="5760" w:hanging="480"/>
+        <w:ind w:left="5760" w:hanging="360"/>
       </w:pPr>
     </w:lvl>
     <w:lvl w:ilvl="8">
@@ -2264,12 +1811,12 @@
       <w:lvlText w:val="%9)"/>
       <w:lvlJc w:val="left"/>
       <w:pPr>
-        <w:ind w:left="6480" w:hanging="480"/>
+        <w:ind w:left="6480" w:hanging="360"/>
       </w:pPr>
     </w:lvl>
   </w:abstractNum>
   <w:abstractNum w:abstractNumId="99722">
-    <w:nsid w:val="A99722"/>
+    <w:nsid w:val="00A99722"/>
     <w:multiLevelType w:val="multilevel"/>
     <w:lvl w:ilvl="0">
       <w:start w:val="2"/>
@@ -2277,7 +1824,7 @@
       <w:lvlText w:val="%1)"/>
       <w:lvlJc w:val="left"/>
       <w:pPr>
-        <w:ind w:left="720" w:hanging="480"/>
+        <w:ind w:left="720" w:hanging="360"/>
       </w:pPr>
     </w:lvl>
     <w:lvl w:ilvl="1">
@@ -2286,7 +1833,7 @@
       <w:lvlText w:val="%2)"/>
       <w:lvlJc w:val="left"/>
       <w:pPr>
-        <w:ind w:left="1440" w:hanging="480"/>
+        <w:ind w:left="1440" w:hanging="360"/>
       </w:pPr>
     </w:lvl>
     <w:lvl w:ilvl="2">
@@ -2295,7 +1842,7 @@
       <w:lvlText w:val="%3)"/>
       <w:lvlJc w:val="left"/>
       <w:pPr>
-        <w:ind w:left="2160" w:hanging="480"/>
+        <w:ind w:left="2160" w:hanging="360"/>
       </w:pPr>
     </w:lvl>
     <w:lvl w:ilvl="3">
@@ -2304,7 +1851,7 @@
       <w:lvlText w:val="%4)"/>
       <w:lvlJc w:val="left"/>
       <w:pPr>
-        <w:ind w:left="2880" w:hanging="480"/>
+        <w:ind w:left="2880" w:hanging="360"/>
       </w:pPr>
     </w:lvl>
     <w:lvl w:ilvl="4">
@@ -2313,7 +1860,7 @@
       <w:lvlText w:val="%5)"/>
       <w:lvlJc w:val="left"/>
       <w:pPr>
-        <w:ind w:left="3600" w:hanging="480"/>
+        <w:ind w:left="3600" w:hanging="360"/>
       </w:pPr>
     </w:lvl>
     <w:lvl w:ilvl="5">
@@ -2322,7 +1869,7 @@
       <w:lvlText w:val="%6)"/>
       <w:lvlJc w:val="left"/>
       <w:pPr>
-        <w:ind w:left="4320" w:hanging="480"/>
+        <w:ind w:left="4320" w:hanging="360"/>
       </w:pPr>
     </w:lvl>
     <w:lvl w:ilvl="6">
@@ -2331,7 +1878,7 @@
       <w:lvlText w:val="%7)"/>
       <w:lvlJc w:val="left"/>
       <w:pPr>
-        <w:ind w:left="5040" w:hanging="480"/>
+        <w:ind w:left="5040" w:hanging="360"/>
       </w:pPr>
     </w:lvl>
     <w:lvl w:ilvl="7">
@@ -2340,7 +1887,7 @@
       <w:lvlText w:val="%8)"/>
       <w:lvlJc w:val="left"/>
       <w:pPr>
-        <w:ind w:left="5760" w:hanging="480"/>
+        <w:ind w:left="5760" w:hanging="360"/>
       </w:pPr>
     </w:lvl>
     <w:lvl w:ilvl="8">
@@ -2349,7 +1896,7 @@
       <w:lvlText w:val="%9)"/>
       <w:lvlJc w:val="left"/>
       <w:pPr>
-        <w:ind w:left="6480" w:hanging="480"/>
+        <w:ind w:left="6480" w:hanging="360"/>
       </w:pPr>
     </w:lvl>
   </w:abstractNum>
@@ -2778,10 +2325,10 @@
     <w:name w:val="Body Text"/>
     <w:basedOn w:val="Normal"/>
     <w:link w:val="BodyTextChar"/>
+    <w:qFormat/>
     <w:pPr>
       <w:spacing w:after="180" w:before="180"/>
     </w:pPr>
-    <w:qFormat/>
   </w:style>
   <w:style w:customStyle="1" w:styleId="FirstParagraph" w:type="paragraph">
     <w:name w:val="First Paragraph"/>
@@ -2801,36 +2348,69 @@
     <w:name w:val="Title"/>
     <w:basedOn w:val="Normal"/>
     <w:next w:val="BodyText"/>
+    <w:link w:val="TitleChar"/>
+    <w:uiPriority w:val="10"/>
     <w:qFormat/>
+    <w:rsid w:val="00A10FD9"/>
     <w:pPr>
-      <w:keepNext/>
-      <w:keepLines/>
-      <w:spacing w:after="240" w:before="480"/>
+      <w:spacing w:after="80" w:line="240" w:lineRule="auto"/>
+      <w:contextualSpacing/>
       <w:jc w:val="center"/>
     </w:pPr>
     <w:rPr>
       <w:rFonts w:asciiTheme="majorHAnsi" w:cstheme="majorBidi" w:eastAsiaTheme="majorEastAsia" w:hAnsiTheme="majorHAnsi"/>
-      <w:b/>
-      <w:bCs/>
-      <w:color w:themeColor="accent1" w:themeShade="B5" w:val="345A8A"/>
-      <w:sz w:val="36"/>
-      <w:szCs w:val="36"/>
+      <w:spacing w:val="-10"/>
+      <w:kern w:val="28"/>
+      <w:sz w:val="56"/>
+      <w:szCs w:val="56"/>
+    </w:rPr>
+  </w:style>
+  <w:style w:customStyle="1" w:styleId="TitleChar" w:type="character">
+    <w:name w:val="Title Char"/>
+    <w:basedOn w:val="DefaultParagraphFont"/>
+    <w:link w:val="Title"/>
+    <w:uiPriority w:val="10"/>
+    <w:rsid w:val="00A10FD9"/>
+    <w:rPr>
+      <w:rFonts w:asciiTheme="majorHAnsi" w:cstheme="majorBidi" w:eastAsiaTheme="majorEastAsia" w:hAnsiTheme="majorHAnsi"/>
+      <w:spacing w:val="-10"/>
+      <w:kern w:val="28"/>
+      <w:sz w:val="56"/>
+      <w:szCs w:val="56"/>
     </w:rPr>
   </w:style>
   <w:style w:styleId="Subtitle" w:type="paragraph">
     <w:name w:val="Subtitle"/>
     <w:basedOn w:val="Title"/>
     <w:next w:val="BodyText"/>
+    <w:link w:val="SubtitleChar"/>
+    <w:uiPriority w:val="11"/>
     <w:qFormat/>
+    <w:rsid w:val="00A10FD9"/>
     <w:pPr>
-      <w:keepNext/>
-      <w:keepLines/>
-      <w:spacing w:after="240" w:before="240"/>
-      <w:jc w:val="center"/>
+      <w:numPr>
+        <w:ilvl w:val="1"/>
+      </w:numPr>
     </w:pPr>
     <w:rPr>
-      <w:sz w:val="30"/>
-      <w:szCs w:val="30"/>
+      <w:rFonts w:cstheme="majorBidi" w:eastAsiaTheme="majorEastAsia"/>
+      <w:spacing w:val="15"/>
+      <w:sz w:val="28"/>
+      <w:szCs w:val="28"/>
+    </w:rPr>
+  </w:style>
+  <w:style w:customStyle="1" w:styleId="SubtitleChar" w:type="character">
+    <w:name w:val="Subtitle Char"/>
+    <w:basedOn w:val="DefaultParagraphFont"/>
+    <w:link w:val="Subtitle"/>
+    <w:uiPriority w:val="11"/>
+    <w:rsid w:val="00A10FD9"/>
+    <w:rPr>
+      <w:rFonts w:cstheme="majorBidi" w:eastAsiaTheme="majorEastAsia"/>
+      <w:color w:themeColor="text1" w:themeTint="A6" w:val="595959"/>
+      <w:spacing w:val="15"/>
+      <w:sz w:val="28"/>
+      <w:szCs w:val="28"/>
     </w:rPr>
   </w:style>
   <w:style w:customStyle="1" w:styleId="Author" w:type="paragraph">
@@ -2861,15 +2441,13 @@
     <w:pPr>
       <w:keepNext/>
       <w:keepLines/>
+      <w:spacing w:after="0" w:before="300"/>
       <w:jc w:val="center"/>
-      <w:spacing w:after="0" w:before="300"/>
     </w:pPr>
     <w:rPr>
+      <w:b/>
       <w:sz w:val="20"/>
       <w:szCs w:val="20"/>
-      <w:b/>
-      <w:color w:val="345A8A"/>
-      &gt;
     </w:rPr>
   </w:style>
   <w:style w:customStyle="1" w:styleId="Abstract" w:type="paragraph">
@@ -2896,191 +2474,321 @@
     <w:rPr/>
   </w:style>
   <w:style w:styleId="Heading1" w:type="paragraph">
-    <w:name w:val="Heading 1"/>
+    <w:name w:val="heading 1"/>
     <w:basedOn w:val="Normal"/>
     <w:next w:val="BodyText"/>
+    <w:link w:val="Heading1Char"/>
     <w:uiPriority w:val="9"/>
     <w:qFormat/>
+    <w:rsid w:val="00A10FD9"/>
     <w:pPr>
       <w:keepNext/>
       <w:keepLines/>
-      <w:spacing w:after="0" w:before="480"/>
+      <w:spacing w:after="80" w:before="360"/>
       <w:outlineLvl w:val="0"/>
     </w:pPr>
     <w:rPr>
       <w:rFonts w:asciiTheme="majorHAnsi" w:cstheme="majorBidi" w:eastAsiaTheme="majorEastAsia" w:hAnsiTheme="majorHAnsi"/>
-      <w:b/>
-      <w:bCs/>
-      <w:color w:themeColor="accent1" w:val="4F81BD"/>
-      <w:sz w:val="32"/>
-      <w:szCs w:val="32"/>
+      <w:color w:themeColor="accent1" w:themeShade="BF" w:val="0F4761"/>
+      <w:sz w:val="40"/>
+      <w:szCs w:val="40"/>
     </w:rPr>
   </w:style>
   <w:style w:styleId="Heading2" w:type="paragraph">
-    <w:name w:val="Heading 2"/>
+    <w:name w:val="heading 2"/>
     <w:basedOn w:val="Normal"/>
     <w:next w:val="BodyText"/>
+    <w:link w:val="Heading2Char"/>
     <w:uiPriority w:val="9"/>
+    <w:semiHidden/>
     <w:unhideWhenUsed/>
     <w:qFormat/>
+    <w:rsid w:val="00A10FD9"/>
     <w:pPr>
       <w:keepNext/>
       <w:keepLines/>
-      <w:spacing w:after="0" w:before="200"/>
+      <w:spacing w:after="80" w:before="160"/>
       <w:outlineLvl w:val="1"/>
     </w:pPr>
     <w:rPr>
       <w:rFonts w:asciiTheme="majorHAnsi" w:cstheme="majorBidi" w:eastAsiaTheme="majorEastAsia" w:hAnsiTheme="majorHAnsi"/>
-      <w:b/>
-      <w:bCs/>
-      <w:color w:themeColor="accent1" w:val="4F81BD"/>
-      <w:sz w:val="28"/>
-      <w:szCs w:val="28"/>
+      <w:color w:themeColor="accent1" w:themeShade="BF" w:val="0F4761"/>
+      <w:sz w:val="32"/>
+      <w:szCs w:val="32"/>
     </w:rPr>
   </w:style>
   <w:style w:styleId="Heading3" w:type="paragraph">
-    <w:name w:val="Heading 3"/>
+    <w:name w:val="heading 3"/>
     <w:basedOn w:val="Normal"/>
     <w:next w:val="BodyText"/>
+    <w:link w:val="Heading3Char"/>
     <w:uiPriority w:val="9"/>
+    <w:semiHidden/>
     <w:unhideWhenUsed/>
     <w:qFormat/>
+    <w:rsid w:val="00A10FD9"/>
     <w:pPr>
       <w:keepNext/>
       <w:keepLines/>
-      <w:spacing w:after="0" w:before="200"/>
+      <w:spacing w:after="80" w:before="160"/>
       <w:outlineLvl w:val="2"/>
     </w:pPr>
     <w:rPr>
-      <w:rFonts w:asciiTheme="majorHAnsi" w:cstheme="majorBidi" w:eastAsiaTheme="majorEastAsia" w:hAnsiTheme="majorHAnsi"/>
-      <w:b/>
-      <w:bCs/>
-      <w:color w:themeColor="accent1" w:val="4F81BD"/>
-      <w:sz w:val="24"/>
-      <w:szCs w:val="24"/>
+      <w:rFonts w:cstheme="majorBidi" w:eastAsiaTheme="majorEastAsia"/>
+      <w:color w:themeColor="accent1" w:themeShade="BF" w:val="0F4761"/>
+      <w:sz w:val="28"/>
+      <w:szCs w:val="28"/>
     </w:rPr>
   </w:style>
   <w:style w:styleId="Heading4" w:type="paragraph">
-    <w:name w:val="Heading 4"/>
+    <w:name w:val="heading 4"/>
     <w:basedOn w:val="Normal"/>
     <w:next w:val="BodyText"/>
+    <w:link w:val="Heading4Char"/>
     <w:uiPriority w:val="9"/>
+    <w:semiHidden/>
     <w:unhideWhenUsed/>
     <w:qFormat/>
+    <w:rsid w:val="00A10FD9"/>
     <w:pPr>
       <w:keepNext/>
       <w:keepLines/>
-      <w:spacing w:after="0" w:before="200"/>
+      <w:spacing w:after="40" w:before="80"/>
       <w:outlineLvl w:val="3"/>
     </w:pPr>
     <w:rPr>
-      <w:rFonts w:asciiTheme="majorHAnsi" w:cstheme="majorBidi" w:eastAsiaTheme="majorEastAsia" w:hAnsiTheme="majorHAnsi"/>
+      <w:rFonts w:cstheme="majorBidi" w:eastAsiaTheme="majorEastAsia"/>
       <w:i/>
-      <w:bCs/>
-      <w:color w:themeColor="accent1" w:val="4F81BD"/>
-      <w:sz w:val="24"/>
-      <w:szCs w:val="24"/>
+      <w:iCs/>
+      <w:color w:themeColor="accent1" w:themeShade="BF" w:val="0F4761"/>
     </w:rPr>
   </w:style>
   <w:style w:styleId="Heading5" w:type="paragraph">
-    <w:name w:val="Heading 5"/>
+    <w:name w:val="heading 5"/>
     <w:basedOn w:val="Normal"/>
     <w:next w:val="BodyText"/>
+    <w:link w:val="Heading5Char"/>
     <w:uiPriority w:val="9"/>
+    <w:semiHidden/>
     <w:unhideWhenUsed/>
     <w:qFormat/>
+    <w:rsid w:val="00A10FD9"/>
     <w:pPr>
       <w:keepNext/>
       <w:keepLines/>
-      <w:spacing w:after="0" w:before="200"/>
+      <w:spacing w:after="40" w:before="80"/>
       <w:outlineLvl w:val="4"/>
     </w:pPr>
     <w:rPr>
-      <w:rFonts w:asciiTheme="majorHAnsi" w:cstheme="majorBidi" w:eastAsiaTheme="majorEastAsia" w:hAnsiTheme="majorHAnsi"/>
-      <w:iCs/>
-      <w:color w:themeColor="accent1" w:val="4F81BD"/>
-      <w:sz w:val="24"/>
-      <w:szCs w:val="24"/>
+      <w:rFonts w:cstheme="majorBidi" w:eastAsiaTheme="majorEastAsia"/>
+      <w:color w:themeColor="accent1" w:themeShade="BF" w:val="0F4761"/>
     </w:rPr>
   </w:style>
   <w:style w:styleId="Heading6" w:type="paragraph">
-    <w:name w:val="Heading 6"/>
+    <w:name w:val="heading 6"/>
     <w:basedOn w:val="Normal"/>
     <w:next w:val="BodyText"/>
+    <w:link w:val="Heading6Char"/>
     <w:uiPriority w:val="9"/>
+    <w:semiHidden/>
     <w:unhideWhenUsed/>
     <w:qFormat/>
+    <w:rsid w:val="00A10FD9"/>
     <w:pPr>
       <w:keepNext/>
       <w:keepLines/>
-      <w:spacing w:after="0" w:before="200"/>
+      <w:spacing w:after="0" w:before="40"/>
       <w:outlineLvl w:val="5"/>
     </w:pPr>
     <w:rPr>
-      <w:rFonts w:asciiTheme="majorHAnsi" w:cstheme="majorBidi" w:eastAsiaTheme="majorEastAsia" w:hAnsiTheme="majorHAnsi"/>
-      <w:color w:themeColor="accent1" w:val="4F81BD"/>
-      <w:sz w:val="24"/>
-      <w:szCs w:val="24"/>
+      <w:rFonts w:cstheme="majorBidi" w:eastAsiaTheme="majorEastAsia"/>
+      <w:i/>
+      <w:iCs/>
+      <w:color w:themeColor="text1" w:themeTint="A6" w:val="595959"/>
     </w:rPr>
   </w:style>
   <w:style w:styleId="Heading7" w:type="paragraph">
-    <w:name w:val="Heading 7"/>
+    <w:name w:val="heading 7"/>
     <w:basedOn w:val="Normal"/>
     <w:next w:val="BodyText"/>
+    <w:link w:val="Heading7Char"/>
     <w:uiPriority w:val="9"/>
+    <w:semiHidden/>
     <w:unhideWhenUsed/>
     <w:qFormat/>
+    <w:rsid w:val="00A10FD9"/>
     <w:pPr>
       <w:keepNext/>
       <w:keepLines/>
-      <w:spacing w:after="0" w:before="200"/>
+      <w:spacing w:after="0" w:before="40"/>
       <w:outlineLvl w:val="6"/>
     </w:pPr>
     <w:rPr>
-      <w:rFonts w:asciiTheme="majorHAnsi" w:cstheme="majorBidi" w:eastAsiaTheme="majorEastAsia" w:hAnsiTheme="majorHAnsi"/>
-      <w:color w:themeColor="accent1" w:val="4F81BD"/>
-      <w:sz w:val="24"/>
-      <w:szCs w:val="24"/>
+      <w:rFonts w:cstheme="majorBidi" w:eastAsiaTheme="majorEastAsia"/>
+      <w:color w:themeColor="text1" w:themeTint="A6" w:val="595959"/>
     </w:rPr>
   </w:style>
   <w:style w:styleId="Heading8" w:type="paragraph">
-    <w:name w:val="Heading 8"/>
+    <w:name w:val="heading 8"/>
     <w:basedOn w:val="Normal"/>
     <w:next w:val="BodyText"/>
+    <w:link w:val="Heading8Char"/>
     <w:uiPriority w:val="9"/>
+    <w:semiHidden/>
     <w:unhideWhenUsed/>
     <w:qFormat/>
+    <w:rsid w:val="00A10FD9"/>
     <w:pPr>
       <w:keepNext/>
       <w:keepLines/>
-      <w:spacing w:after="0" w:before="200"/>
+      <w:spacing w:after="0"/>
       <w:outlineLvl w:val="7"/>
     </w:pPr>
     <w:rPr>
-      <w:rFonts w:asciiTheme="majorHAnsi" w:cstheme="majorBidi" w:eastAsiaTheme="majorEastAsia" w:hAnsiTheme="majorHAnsi"/>
-      <w:color w:themeColor="accent1" w:val="4F81BD"/>
-      <w:sz w:val="24"/>
-      <w:szCs w:val="24"/>
+      <w:rFonts w:cstheme="majorBidi" w:eastAsiaTheme="majorEastAsia"/>
+      <w:i/>
+      <w:iCs/>
+      <w:color w:themeColor="text1" w:themeTint="D8" w:val="272727"/>
     </w:rPr>
   </w:style>
   <w:style w:styleId="Heading9" w:type="paragraph">
-    <w:name w:val="Heading 9"/>
+    <w:name w:val="heading 9"/>
     <w:basedOn w:val="Normal"/>
     <w:next w:val="BodyText"/>
+    <w:link w:val="Heading9Char"/>
     <w:uiPriority w:val="9"/>
+    <w:semiHidden/>
     <w:unhideWhenUsed/>
     <w:qFormat/>
+    <w:rsid w:val="00A10FD9"/>
     <w:pPr>
       <w:keepNext/>
       <w:keepLines/>
-      <w:spacing w:after="0" w:before="200"/>
+      <w:spacing w:after="0"/>
       <w:outlineLvl w:val="8"/>
     </w:pPr>
     <w:rPr>
+      <w:rFonts w:cstheme="majorBidi" w:eastAsiaTheme="majorEastAsia"/>
+      <w:color w:themeColor="text1" w:themeTint="D8" w:val="272727"/>
+    </w:rPr>
+  </w:style>
+  <w:style w:customStyle="1" w:styleId="Heading1Char" w:type="character">
+    <w:name w:val="Heading 1 Char"/>
+    <w:basedOn w:val="DefaultParagraphFont"/>
+    <w:link w:val="Heading1"/>
+    <w:uiPriority w:val="9"/>
+    <w:rsid w:val="00A10FD9"/>
+    <w:rPr>
       <w:rFonts w:asciiTheme="majorHAnsi" w:cstheme="majorBidi" w:eastAsiaTheme="majorEastAsia" w:hAnsiTheme="majorHAnsi"/>
-      <w:color w:themeColor="accent1" w:val="4F81BD"/>
-      <w:sz w:val="24"/>
-      <w:szCs w:val="24"/>
+      <w:color w:themeColor="accent1" w:themeShade="BF" w:val="0F4761"/>
+      <w:sz w:val="40"/>
+      <w:szCs w:val="40"/>
+    </w:rPr>
+  </w:style>
+  <w:style w:customStyle="1" w:styleId="Heading2Char" w:type="character">
+    <w:name w:val="Heading 2 Char"/>
+    <w:basedOn w:val="DefaultParagraphFont"/>
+    <w:link w:val="Heading2"/>
+    <w:uiPriority w:val="9"/>
+    <w:semiHidden/>
+    <w:rsid w:val="00A10FD9"/>
+    <w:rPr>
+      <w:rFonts w:asciiTheme="majorHAnsi" w:cstheme="majorBidi" w:eastAsiaTheme="majorEastAsia" w:hAnsiTheme="majorHAnsi"/>
+      <w:color w:themeColor="accent1" w:themeShade="BF" w:val="0F4761"/>
+      <w:sz w:val="32"/>
+      <w:szCs w:val="32"/>
+    </w:rPr>
+  </w:style>
+  <w:style w:customStyle="1" w:styleId="Heading3Char" w:type="character">
+    <w:name w:val="Heading 3 Char"/>
+    <w:basedOn w:val="DefaultParagraphFont"/>
+    <w:link w:val="Heading3"/>
+    <w:uiPriority w:val="9"/>
+    <w:semiHidden/>
+    <w:rsid w:val="00A10FD9"/>
+    <w:rPr>
+      <w:rFonts w:cstheme="majorBidi" w:eastAsiaTheme="majorEastAsia"/>
+      <w:color w:themeColor="accent1" w:themeShade="BF" w:val="0F4761"/>
+      <w:sz w:val="28"/>
+      <w:szCs w:val="28"/>
+    </w:rPr>
+  </w:style>
+  <w:style w:customStyle="1" w:styleId="Heading4Char" w:type="character">
+    <w:name w:val="Heading 4 Char"/>
+    <w:basedOn w:val="DefaultParagraphFont"/>
+    <w:link w:val="Heading4"/>
+    <w:uiPriority w:val="9"/>
+    <w:semiHidden/>
+    <w:rsid w:val="00A10FD9"/>
+    <w:rPr>
+      <w:rFonts w:cstheme="majorBidi" w:eastAsiaTheme="majorEastAsia"/>
+      <w:i/>
+      <w:iCs/>
+      <w:color w:themeColor="accent1" w:themeShade="BF" w:val="0F4761"/>
+    </w:rPr>
+  </w:style>
+  <w:style w:customStyle="1" w:styleId="Heading5Char" w:type="character">
+    <w:name w:val="Heading 5 Char"/>
+    <w:basedOn w:val="DefaultParagraphFont"/>
+    <w:link w:val="Heading5"/>
+    <w:uiPriority w:val="9"/>
+    <w:semiHidden/>
+    <w:rsid w:val="00A10FD9"/>
+    <w:rPr>
+      <w:rFonts w:cstheme="majorBidi" w:eastAsiaTheme="majorEastAsia"/>
+      <w:color w:themeColor="accent1" w:themeShade="BF" w:val="0F4761"/>
+    </w:rPr>
+  </w:style>
+  <w:style w:customStyle="1" w:styleId="Heading6Char" w:type="character">
+    <w:name w:val="Heading 6 Char"/>
+    <w:basedOn w:val="DefaultParagraphFont"/>
+    <w:link w:val="Heading6"/>
+    <w:uiPriority w:val="9"/>
+    <w:semiHidden/>
+    <w:rsid w:val="00A10FD9"/>
+    <w:rPr>
+      <w:rFonts w:cstheme="majorBidi" w:eastAsiaTheme="majorEastAsia"/>
+      <w:i/>
+      <w:iCs/>
+      <w:color w:themeColor="text1" w:themeTint="A6" w:val="595959"/>
+    </w:rPr>
+  </w:style>
+  <w:style w:customStyle="1" w:styleId="Heading7Char" w:type="character">
+    <w:name w:val="Heading 7 Char"/>
+    <w:basedOn w:val="DefaultParagraphFont"/>
+    <w:link w:val="Heading7"/>
+    <w:uiPriority w:val="9"/>
+    <w:semiHidden/>
+    <w:rsid w:val="00A10FD9"/>
+    <w:rPr>
+      <w:rFonts w:cstheme="majorBidi" w:eastAsiaTheme="majorEastAsia"/>
+      <w:color w:themeColor="text1" w:themeTint="A6" w:val="595959"/>
+    </w:rPr>
+  </w:style>
+  <w:style w:customStyle="1" w:styleId="Heading8Char" w:type="character">
+    <w:name w:val="Heading 8 Char"/>
+    <w:basedOn w:val="DefaultParagraphFont"/>
+    <w:link w:val="Heading8"/>
+    <w:uiPriority w:val="9"/>
+    <w:semiHidden/>
+    <w:rsid w:val="00A10FD9"/>
+    <w:rPr>
+      <w:rFonts w:cstheme="majorBidi" w:eastAsiaTheme="majorEastAsia"/>
+      <w:i/>
+      <w:iCs/>
+      <w:color w:themeColor="text1" w:themeTint="D8" w:val="272727"/>
+    </w:rPr>
+  </w:style>
+  <w:style w:customStyle="1" w:styleId="Heading9Char" w:type="character">
+    <w:name w:val="Heading 9 Char"/>
+    <w:basedOn w:val="DefaultParagraphFont"/>
+    <w:link w:val="Heading9"/>
+    <w:uiPriority w:val="9"/>
+    <w:semiHidden/>
+    <w:rsid w:val="00A10FD9"/>
+    <w:rPr>
+      <w:rFonts w:cstheme="majorBidi" w:eastAsiaTheme="majorEastAsia"/>
+      <w:color w:themeColor="text1" w:themeTint="D8" w:val="272727"/>
     </w:rPr>
   </w:style>
   <w:style w:styleId="BlockText" w:type="paragraph">
@@ -3105,8 +2813,8 @@
   </w:style>
   <w:style w:styleId="FootnoteBlockText" w:type="paragraph">
     <w:name w:val="Footnote Block Text"/>
-    <w:basedOn w:val="Footnote Text"/>
-    <w:next w:val="Footnote Text"/>
+    <w:basedOn w:val="FootnoteText"/>
+    <w:next w:val="FootnoteText"/>
     <w:uiPriority w:val="9"/>
     <w:unhideWhenUsed/>
     <w:qFormat/>
@@ -3144,10 +2852,10 @@
         <w:jc w:val="left"/>
       </w:trPr>
       <w:tcPr>
-        <w:vAlign w:val="bottom"/>
         <w:tcBorders>
           <w:bottom w:val="single"/>
         </w:tcBorders>
+        <w:vAlign w:val="bottom"/>
       </w:tcPr>
     </w:tblStylePr>
   </w:style>
@@ -3263,6 +2971,7 @@
     <w:name w:val="KeywordTok"/>
     <w:basedOn w:val="VerbatimChar"/>
     <w:rPr>
+      <w:b/>
       <w:color w:val="003b4f"/>
       <w:shd w:val="clear" w:fill="f1f3f5"/>
     </w:rPr>
@@ -3367,9 +3076,9 @@
     <w:name w:val="DocumentationTok"/>
     <w:basedOn w:val="VerbatimChar"/>
     <w:rPr>
+      <w:i/>
       <w:color w:val="5e5e5e"/>
       <w:shd w:val="clear" w:fill="f1f3f5"/>
-      <w:i/>
     </w:rPr>
   </w:style>
   <w:style w:type="character" w:customStyle="1" w:styleId="AnnotationTok">
@@ -3384,9 +3093,9 @@
     <w:name w:val="CommentVarTok"/>
     <w:basedOn w:val="VerbatimChar"/>
     <w:rPr>
+      <w:i/>
       <w:color w:val="5e5e5e"/>
       <w:shd w:val="clear" w:fill="f1f3f5"/>
-      <w:i/>
     </w:rPr>
   </w:style>
   <w:style w:type="character" w:customStyle="1" w:styleId="OtherTok">
@@ -3417,6 +3126,7 @@
     <w:name w:val="ControlFlowTok"/>
     <w:basedOn w:val="VerbatimChar"/>
     <w:rPr>
+      <w:b/>
       <w:color w:val="003b4f"/>
       <w:shd w:val="clear" w:fill="f1f3f5"/>
     </w:rPr>
@@ -3481,9 +3191,9 @@
     <w:name w:val="WarningTok"/>
     <w:basedOn w:val="VerbatimChar"/>
     <w:rPr>
+      <w:i/>
       <w:color w:val="5e5e5e"/>
       <w:shd w:val="clear" w:fill="f1f3f5"/>
-      <w:i/>
     </w:rPr>
   </w:style>
   <w:style w:type="character" w:customStyle="1" w:styleId="AlertTok">
@@ -3524,44 +3234,44 @@
         <a:sysClr val="window" lastClr="FFFFFF"/>
       </a:lt1>
       <a:dk2>
-        <a:srgbClr val="1F497D"/>
+        <a:srgbClr val="0E2841"/>
       </a:dk2>
       <a:lt2>
-        <a:srgbClr val="EEECE1"/>
+        <a:srgbClr val="E8E8E8"/>
       </a:lt2>
       <a:accent1>
-        <a:srgbClr val="4F81BD"/>
+        <a:srgbClr val="156082"/>
       </a:accent1>
       <a:accent2>
-        <a:srgbClr val="C0504D"/>
+        <a:srgbClr val="E97132"/>
       </a:accent2>
       <a:accent3>
-        <a:srgbClr val="9BBB59"/>
+        <a:srgbClr val="196B24"/>
       </a:accent3>
       <a:accent4>
-        <a:srgbClr val="8064A2"/>
+        <a:srgbClr val="0F9ED5"/>
       </a:accent4>
       <a:accent5>
-        <a:srgbClr val="4BACC6"/>
+        <a:srgbClr val="A02B93"/>
       </a:accent5>
       <a:accent6>
-        <a:srgbClr val="F79646"/>
+        <a:srgbClr val="4EA72E"/>
       </a:accent6>
       <a:hlink>
-        <a:srgbClr val="0000FF"/>
+        <a:srgbClr val="467886"/>
       </a:hlink>
       <a:folHlink>
-        <a:srgbClr val="800080"/>
+        <a:srgbClr val="96607D"/>
       </a:folHlink>
     </a:clrScheme>
     <a:fontScheme name="Office">
       <a:majorFont>
-        <a:latin typeface="Calibri"/>
+        <a:latin typeface="Aptos Display" panose="02110004020202020204"/>
         <a:ea typeface=""/>
         <a:cs typeface=""/>
-        <a:font script="Jpan" typeface="ＭＳ ゴシック"/>
+        <a:font script="Jpan" typeface="游ゴシック Light"/>
         <a:font script="Hang" typeface="맑은 고딕"/>
-        <a:font script="Hans" typeface="宋体"/>
+        <a:font script="Hans" typeface="等线 Light"/>
         <a:font script="Hant" typeface="新細明體"/>
         <a:font script="Arab" typeface="Times New Roman"/>
         <a:font script="Hebr" typeface="Times New Roman"/>
@@ -3588,14 +3298,32 @@
         <a:font script="Mong" typeface="Mongolian Baiti"/>
         <a:font script="Viet" typeface="Times New Roman"/>
         <a:font script="Uigh" typeface="Microsoft Uighur"/>
+        <a:font script="Geor" typeface="Sylfaen"/>
+        <a:font script="Armn" typeface="Arial"/>
+        <a:font script="Bugi" typeface="Leelawadee UI"/>
+        <a:font script="Bopo" typeface="Microsoft JhengHei"/>
+        <a:font script="Java" typeface="Javanese Text"/>
+        <a:font script="Lisu" typeface="Segoe UI"/>
+        <a:font script="Mymr" typeface="Myanmar Text"/>
+        <a:font script="Nkoo" typeface="Ebrima"/>
+        <a:font script="Olck" typeface="Nirmala UI"/>
+        <a:font script="Osma" typeface="Ebrima"/>
+        <a:font script="Phag" typeface="Phagspa"/>
+        <a:font script="Syrn" typeface="Estrangelo Edessa"/>
+        <a:font script="Syrj" typeface="Estrangelo Edessa"/>
+        <a:font script="Syre" typeface="Estrangelo Edessa"/>
+        <a:font script="Sora" typeface="Nirmala UI"/>
+        <a:font script="Tale" typeface="Microsoft Tai Le"/>
+        <a:font script="Talu" typeface="Microsoft New Tai Lue"/>
+        <a:font script="Tfng" typeface="Ebrima"/>
       </a:majorFont>
       <a:minorFont>
-        <a:latin typeface="Cambria"/>
+        <a:latin typeface="Aptos" panose="02110004020202020204"/>
         <a:ea typeface=""/>
         <a:cs typeface=""/>
-        <a:font script="Jpan" typeface="ＭＳ 明朝"/>
+        <a:font script="Jpan" typeface="游明朝"/>
         <a:font script="Hang" typeface="맑은 고딕"/>
-        <a:font script="Hans" typeface="宋体"/>
+        <a:font script="Hans" typeface="等线"/>
         <a:font script="Hant" typeface="新細明體"/>
         <a:font script="Arab" typeface="Arial"/>
         <a:font script="Hebr" typeface="Arial"/>
@@ -3622,6 +3350,24 @@
         <a:font script="Mong" typeface="Mongolian Baiti"/>
         <a:font script="Viet" typeface="Arial"/>
         <a:font script="Uigh" typeface="Microsoft Uighur"/>
+        <a:font script="Geor" typeface="Sylfaen"/>
+        <a:font script="Armn" typeface="Arial"/>
+        <a:font script="Bugi" typeface="Leelawadee UI"/>
+        <a:font script="Bopo" typeface="Microsoft JhengHei"/>
+        <a:font script="Java" typeface="Javanese Text"/>
+        <a:font script="Lisu" typeface="Segoe UI"/>
+        <a:font script="Mymr" typeface="Myanmar Text"/>
+        <a:font script="Nkoo" typeface="Ebrima"/>
+        <a:font script="Olck" typeface="Nirmala UI"/>
+        <a:font script="Osma" typeface="Ebrima"/>
+        <a:font script="Phag" typeface="Phagspa"/>
+        <a:font script="Syrn" typeface="Estrangelo Edessa"/>
+        <a:font script="Syrj" typeface="Estrangelo Edessa"/>
+        <a:font script="Syre" typeface="Estrangelo Edessa"/>
+        <a:font script="Sora" typeface="Nirmala UI"/>
+        <a:font script="Tale" typeface="Microsoft Tai Le"/>
+        <a:font script="Talu" typeface="Microsoft New Tai Lue"/>
+        <a:font script="Tfng" typeface="Ebrima"/>
       </a:minorFont>
     </a:fontScheme>
     <a:fmtScheme name="Office">
@@ -3633,200 +3379,141 @@
           <a:gsLst>
             <a:gs pos="0">
               <a:schemeClr val="phClr">
-                <a:tint val="50000"/>
-                <a:satMod val="300000"/>
+                <a:lumMod val="110000"/>
+                <a:satMod val="105000"/>
+                <a:tint val="67000"/>
               </a:schemeClr>
             </a:gs>
-            <a:gs pos="35000">
+            <a:gs pos="50000">
               <a:schemeClr val="phClr">
-                <a:tint val="37000"/>
-                <a:satMod val="300000"/>
+                <a:lumMod val="105000"/>
+                <a:satMod val="103000"/>
+                <a:tint val="73000"/>
               </a:schemeClr>
             </a:gs>
             <a:gs pos="100000">
               <a:schemeClr val="phClr">
-                <a:tint val="15000"/>
-                <a:satMod val="350000"/>
+                <a:lumMod val="105000"/>
+                <a:satMod val="109000"/>
+                <a:tint val="81000"/>
               </a:schemeClr>
             </a:gs>
           </a:gsLst>
-          <a:lin ang="16200000" scaled="1"/>
+          <a:lin ang="5400000" scaled="0"/>
         </a:gradFill>
         <a:gradFill rotWithShape="1">
           <a:gsLst>
             <a:gs pos="0">
               <a:schemeClr val="phClr">
-                <a:tint val="100000"/>
+                <a:satMod val="103000"/>
+                <a:lumMod val="102000"/>
+                <a:tint val="94000"/>
+              </a:schemeClr>
+            </a:gs>
+            <a:gs pos="50000">
+              <a:schemeClr val="phClr">
+                <a:satMod val="110000"/>
+                <a:lumMod val="100000"/>
                 <a:shade val="100000"/>
-                <a:satMod val="130000"/>
               </a:schemeClr>
             </a:gs>
             <a:gs pos="100000">
               <a:schemeClr val="phClr">
-                <a:tint val="50000"/>
-                <a:shade val="100000"/>
-                <a:satMod val="350000"/>
+                <a:lumMod val="99000"/>
+                <a:satMod val="120000"/>
+                <a:shade val="78000"/>
               </a:schemeClr>
             </a:gs>
           </a:gsLst>
-          <a:lin ang="16200000" scaled="0"/>
+          <a:lin ang="5400000" scaled="0"/>
         </a:gradFill>
       </a:fillStyleLst>
       <a:lnStyleLst>
-        <a:ln w="9525" cap="flat" cmpd="sng" algn="ctr">
-          <a:solidFill>
-            <a:schemeClr val="phClr">
-              <a:shade val="95000"/>
-              <a:satMod val="105000"/>
-            </a:schemeClr>
-          </a:solidFill>
-          <a:prstDash val="solid"/>
-        </a:ln>
-        <a:ln w="25400" cap="flat" cmpd="sng" algn="ctr">
+        <a:ln w="6350" cap="flat" cmpd="sng" algn="ctr">
           <a:solidFill>
             <a:schemeClr val="phClr"/>
           </a:solidFill>
           <a:prstDash val="solid"/>
+          <a:miter lim="800000"/>
         </a:ln>
-        <a:ln w="38100" cap="flat" cmpd="sng" algn="ctr">
+        <a:ln w="12700" cap="flat" cmpd="sng" algn="ctr">
           <a:solidFill>
             <a:schemeClr val="phClr"/>
           </a:solidFill>
           <a:prstDash val="solid"/>
+          <a:miter lim="800000"/>
+        </a:ln>
+        <a:ln w="19050" cap="flat" cmpd="sng" algn="ctr">
+          <a:solidFill>
+            <a:schemeClr val="phClr"/>
+          </a:solidFill>
+          <a:prstDash val="solid"/>
+          <a:miter lim="800000"/>
         </a:ln>
       </a:lnStyleLst>
       <a:effectStyleLst>
         <a:effectStyle>
+          <a:effectLst/>
+        </a:effectStyle>
+        <a:effectStyle>
+          <a:effectLst/>
+        </a:effectStyle>
+        <a:effectStyle>
           <a:effectLst>
-            <a:outerShdw blurRad="40000" dist="20000" dir="5400000" rotWithShape="0">
+            <a:outerShdw blurRad="57150" dist="19050" dir="5400000" algn="ctr" rotWithShape="0">
               <a:srgbClr val="000000">
-                <a:alpha val="38000"/>
+                <a:alpha val="63000"/>
               </a:srgbClr>
             </a:outerShdw>
           </a:effectLst>
-        </a:effectStyle>
-        <a:effectStyle>
-          <a:effectLst>
-            <a:outerShdw blurRad="40000" dist="23000" dir="5400000" rotWithShape="0">
-              <a:srgbClr val="000000">
-                <a:alpha val="35000"/>
-              </a:srgbClr>
-            </a:outerShdw>
-          </a:effectLst>
-        </a:effectStyle>
-        <a:effectStyle>
-          <a:effectLst>
-            <a:outerShdw blurRad="40000" dist="23000" dir="5400000" rotWithShape="0">
-              <a:srgbClr val="000000">
-                <a:alpha val="35000"/>
-              </a:srgbClr>
-            </a:outerShdw>
-          </a:effectLst>
-          <a:scene3d>
-            <a:camera prst="orthographicFront">
-              <a:rot lat="0" lon="0" rev="0"/>
-            </a:camera>
-            <a:lightRig rig="threePt" dir="t">
-              <a:rot lat="0" lon="0" rev="1200000"/>
-            </a:lightRig>
-          </a:scene3d>
-          <a:sp3d>
-            <a:bevelT w="63500" h="25400"/>
-          </a:sp3d>
         </a:effectStyle>
       </a:effectStyleLst>
       <a:bgFillStyleLst>
         <a:solidFill>
           <a:schemeClr val="phClr"/>
         </a:solidFill>
+        <a:solidFill>
+          <a:schemeClr val="phClr">
+            <a:tint val="95000"/>
+            <a:satMod val="170000"/>
+          </a:schemeClr>
+        </a:solidFill>
         <a:gradFill rotWithShape="1">
           <a:gsLst>
             <a:gs pos="0">
               <a:schemeClr val="phClr">
-                <a:tint val="40000"/>
-                <a:satMod val="350000"/>
+                <a:tint val="93000"/>
+                <a:satMod val="150000"/>
+                <a:shade val="98000"/>
+                <a:lumMod val="102000"/>
               </a:schemeClr>
             </a:gs>
-            <a:gs pos="40000">
+            <a:gs pos="50000">
               <a:schemeClr val="phClr">
-                <a:tint val="45000"/>
-                <a:shade val="99000"/>
-                <a:satMod val="350000"/>
+                <a:tint val="98000"/>
+                <a:satMod val="130000"/>
+                <a:shade val="90000"/>
+                <a:lumMod val="103000"/>
               </a:schemeClr>
             </a:gs>
             <a:gs pos="100000">
               <a:schemeClr val="phClr">
-                <a:shade val="20000"/>
-                <a:satMod val="255000"/>
+                <a:shade val="63000"/>
+                <a:satMod val="120000"/>
               </a:schemeClr>
             </a:gs>
           </a:gsLst>
-          <a:path path="circle">
-            <a:fillToRect l="50000" t="-80000" r="50000" b="180000"/>
-          </a:path>
-        </a:gradFill>
-        <a:gradFill rotWithShape="1">
-          <a:gsLst>
-            <a:gs pos="0">
-              <a:schemeClr val="phClr">
-                <a:tint val="80000"/>
-                <a:satMod val="300000"/>
-              </a:schemeClr>
-            </a:gs>
-            <a:gs pos="100000">
-              <a:schemeClr val="phClr">
-                <a:shade val="30000"/>
-                <a:satMod val="200000"/>
-              </a:schemeClr>
-            </a:gs>
-          </a:gsLst>
-          <a:path path="circle">
-            <a:fillToRect l="50000" t="50000" r="50000" b="50000"/>
-          </a:path>
+          <a:lin ang="5400000" scaled="0"/>
         </a:gradFill>
       </a:bgFillStyleLst>
     </a:fmtScheme>
   </a:themeElements>
-  <a:objectDefaults>
-    <a:spDef>
-      <a:spPr/>
-      <a:bodyPr/>
-      <a:lstStyle/>
-      <a:style>
-        <a:lnRef idx="1">
-          <a:schemeClr val="accent1"/>
-        </a:lnRef>
-        <a:fillRef idx="3">
-          <a:schemeClr val="accent1"/>
-        </a:fillRef>
-        <a:effectRef idx="2">
-          <a:schemeClr val="accent1"/>
-        </a:effectRef>
-        <a:fontRef idx="minor">
-          <a:schemeClr val="lt1"/>
-        </a:fontRef>
-      </a:style>
-    </a:spDef>
-    <a:lnDef>
-      <a:spPr/>
-      <a:bodyPr/>
-      <a:lstStyle/>
-      <a:style>
-        <a:lnRef idx="2">
-          <a:schemeClr val="accent1"/>
-        </a:lnRef>
-        <a:fillRef idx="0">
-          <a:schemeClr val="accent1"/>
-        </a:fillRef>
-        <a:effectRef idx="1">
-          <a:schemeClr val="accent1"/>
-        </a:effectRef>
-        <a:fontRef idx="minor">
-          <a:schemeClr val="tx1"/>
-        </a:fontRef>
-      </a:style>
-    </a:lnDef>
-  </a:objectDefaults>
+  <a:objectDefaults/>
   <a:extraClrSchemeLst/>
+  <a:extLst>
+    <a:ext uri="{05A4C25C-085E-4340-85A3-A5531E510DB2}">
+      <thm15:themeFamily xmlns:thm15="http://schemas.microsoft.com/office/thememl/2012/main" name="Office Theme" id="{2E142A2C-CD16-42D6-873A-C26D2A0506FA}" vid="{1BDDFF52-6CD6-40A5-AB3C-68EB2F1E4D0A}"/>
+    </a:ext>
+  </a:extLst>
 </a:theme>
 </file>